--- a/data/outputs/v2/Maths/SS4.2_Probability_I/Mathematics_Probability_I_SummaryTable.docx
+++ b/data/outputs/v2/Maths/SS4.2_Probability_I/Mathematics_Probability_I_SummaryTable.docx
@@ -38,6 +38,177 @@
           <w:szCs w:val="22"/>
         </w:rPr>
         <w:t xml:space="preserve">Sub-Strand 4.2: Probability I — Teacher Reference (Pre-filled)</w:t>
+      </w:r>
+    </w:p>
+    <w:p>
+      <w:pPr>
+        <w:spacing w:after="80" w:before="120"/>
+      </w:pPr>
+      <w:r>
+        <w:rPr>
+          <w:rFonts w:ascii="Arial" w:cs="Arial" w:eastAsia="Arial" w:hAnsi="Arial"/>
+          <w:b/>
+          <w:bCs/>
+          <w:color w:val="1F3864"/>
+          <w:sz w:val="20"/>
+          <w:szCs w:val="20"/>
+        </w:rPr>
+        <w:t xml:space="preserve">ATTRIBUTION AND LICENSING</w:t>
+      </w:r>
+    </w:p>
+    <w:p>
+      <w:pPr>
+        <w:spacing w:after="60" w:before="0"/>
+      </w:pPr>
+      <w:r>
+        <w:rPr>
+          <w:rFonts w:ascii="Arial" w:cs="Arial" w:eastAsia="Arial" w:hAnsi="Arial"/>
+          <w:b/>
+          <w:bCs/>
+          <w:sz w:val="17"/>
+          <w:szCs w:val="17"/>
+        </w:rPr>
+        <w:t xml:space="preserve">Curriculum Alignment: </w:t>
+      </w:r>
+      <w:r>
+        <w:rPr>
+          <w:rFonts w:ascii="Arial" w:cs="Arial" w:eastAsia="Arial" w:hAnsi="Arial"/>
+          <w:sz w:val="17"/>
+          <w:szCs w:val="17"/>
+        </w:rPr>
+        <w:t xml:space="preserve">Structured in pedagogical alignment with the competence-based curriculum format and learning outcomes established by the Kenya Institute of Curriculum Development (KICD). This material is independently developed and is not officially endorsed or published by KICD.</w:t>
+      </w:r>
+    </w:p>
+    <w:p>
+      <w:pPr>
+        <w:spacing w:after="60" w:before="0"/>
+      </w:pPr>
+      <w:r>
+        <w:rPr>
+          <w:rFonts w:ascii="Arial" w:cs="Arial" w:eastAsia="Arial" w:hAnsi="Arial"/>
+          <w:b/>
+          <w:bCs/>
+          <w:sz w:val="17"/>
+          <w:szCs w:val="17"/>
+        </w:rPr>
+        <w:t xml:space="preserve">Content &amp; Pedagogy: </w:t>
+      </w:r>
+      <w:r>
+        <w:rPr>
+          <w:rFonts w:ascii="Arial" w:cs="Arial" w:eastAsia="Arial" w:hAnsi="Arial"/>
+          <w:sz w:val="17"/>
+          <w:szCs w:val="17"/>
+        </w:rPr>
+        <w:t xml:space="preserve">Developed and adapted by the educator team at SeaVuria (registered 501(c)(3) in the United States and registered NGO in Kenya, No. 872-850A-BF11), who designed the pedagogical framework, lesson templates and exemplar lessons on which this material is based.</w:t>
+      </w:r>
+    </w:p>
+    <w:p>
+      <w:pPr>
+        <w:spacing w:after="60" w:before="0"/>
+      </w:pPr>
+      <w:r>
+        <w:rPr>
+          <w:rFonts w:ascii="Arial" w:cs="Arial" w:eastAsia="Arial" w:hAnsi="Arial"/>
+          <w:b/>
+          <w:bCs/>
+          <w:sz w:val="17"/>
+          <w:szCs w:val="17"/>
+        </w:rPr>
+        <w:t xml:space="preserve">Production &amp; Layout: </w:t>
+      </w:r>
+      <w:r>
+        <w:rPr>
+          <w:rFonts w:ascii="Arial" w:cs="Arial" w:eastAsia="Arial" w:hAnsi="Arial"/>
+          <w:sz w:val="17"/>
+          <w:szCs w:val="17"/>
+        </w:rPr>
+        <w:t xml:space="preserve">Educational design and curriculum sequencing by SeaVuria. Technical layout, structural formatting, and digital optimization/implementation executed in partnership with ARES Education (registered 501(c)(3) in the United States and Canada (as Afretech Aid) and registered NGO in Kenya), with lesson drafting and compilation assisted by AI (Claude, Anthropic).</w:t>
+      </w:r>
+    </w:p>
+    <w:p>
+      <w:pPr>
+        <w:pBdr>
+          <w:bottom w:val="single" w:color="1F3864" w:sz="6" w:space="6"/>
+        </w:pBdr>
+        <w:spacing w:after="60" w:before="0"/>
+      </w:pPr>
+      <w:r>
+        <w:rPr>
+          <w:rFonts w:ascii="Arial" w:cs="Arial" w:eastAsia="Arial" w:hAnsi="Arial"/>
+          <w:b/>
+          <w:bCs/>
+          <w:sz w:val="17"/>
+          <w:szCs w:val="17"/>
+        </w:rPr>
+        <w:t xml:space="preserve">Licensing &amp; Copyright: </w:t>
+      </w:r>
+      <w:r>
+        <w:rPr>
+          <w:rFonts w:ascii="Arial" w:cs="Arial" w:eastAsia="Arial" w:hAnsi="Arial"/>
+          <w:sz w:val="17"/>
+          <w:szCs w:val="17"/>
+        </w:rPr>
+        <w:t xml:space="preserve">© 2026 SeaVuria and ARES. This work is licensed under a </w:t>
+      </w:r>
+      <w:hyperlink w:history="1" r:id="rIdp0mmpspubcekubdbhy1nm">
+        <w:r>
+          <w:rPr>
+            <w:rFonts w:ascii="Arial" w:cs="Arial" w:eastAsia="Arial" w:hAnsi="Arial"/>
+            <w:color w:val="1F6B75"/>
+            <w:sz w:val="17"/>
+            <w:szCs w:val="17"/>
+            <w:u w:val="single" w:color="1F6B75"/>
+          </w:rPr>
+          <w:t xml:space="preserve">Creative Commons Attribution-NonCommercial 4.0 International License</w:t>
+        </w:r>
+      </w:hyperlink>
+      <w:r>
+        <w:rPr>
+          <w:rFonts w:ascii="Arial" w:cs="Arial" w:eastAsia="Arial" w:hAnsi="Arial"/>
+          <w:sz w:val="17"/>
+          <w:szCs w:val="17"/>
+        </w:rPr>
+        <w:t xml:space="preserve"> (</w:t>
+      </w:r>
+      <w:hyperlink w:history="1" r:id="rIdqhl2ksrh8f_ou3y7aqd-p">
+        <w:r>
+          <w:rPr>
+            <w:rFonts w:ascii="Arial" w:cs="Arial" w:eastAsia="Arial" w:hAnsi="Arial"/>
+            <w:color w:val="1F6B75"/>
+            <w:sz w:val="17"/>
+            <w:szCs w:val="17"/>
+            <w:u w:val="single" w:color="1F6B75"/>
+          </w:rPr>
+          <w:t xml:space="preserve">CC BY-NC 4.0</w:t>
+        </w:r>
+      </w:hyperlink>
+      <w:r>
+        <w:rPr>
+          <w:rFonts w:ascii="Arial" w:cs="Arial" w:eastAsia="Arial" w:hAnsi="Arial"/>
+          <w:sz w:val="17"/>
+          <w:szCs w:val="17"/>
+        </w:rPr>
+        <w:t xml:space="preserve">). To view a copy of this license, visit </w:t>
+      </w:r>
+      <w:hyperlink w:history="1" r:id="rIdah1kvtxrugi-fgj5_djyv">
+        <w:r>
+          <w:rPr>
+            <w:rFonts w:ascii="Arial" w:cs="Arial" w:eastAsia="Arial" w:hAnsi="Arial"/>
+            <w:color w:val="1F6B75"/>
+            <w:sz w:val="17"/>
+            <w:szCs w:val="17"/>
+            <w:u w:val="single" w:color="1F6B75"/>
+          </w:rPr>
+          <w:t xml:space="preserve">https://creativecommons.org/licenses/by-nc/4.0/</w:t>
+        </w:r>
+      </w:hyperlink>
+      <w:r>
+        <w:rPr>
+          <w:rFonts w:ascii="Arial" w:cs="Arial" w:eastAsia="Arial" w:hAnsi="Arial"/>
+          <w:sz w:val="17"/>
+          <w:szCs w:val="17"/>
+        </w:rPr>
+        <w:t xml:space="preserve">. You are free to copy, redistribute, and adapt this material in any medium or format, provided appropriate credit is given and the material is not used for commercial purposes. KICD learning outcomes and curriculum designations reproduced here for alignment purposes remain the property of KICD and are not covered by this license. Linked external resources (e.g. CK-12, Khan Academy, PhET) are subject to their own licenses.</w:t>
       </w:r>
     </w:p>
     <w:p>

--- a/data/outputs/v2/Maths/SS4.2_Probability_I/Mathematics_Probability_I_SummaryTable.docx
+++ b/data/outputs/v2/Maths/SS4.2_Probability_I/Mathematics_Probability_I_SummaryTable.docx
@@ -38,177 +38,6 @@
           <w:szCs w:val="22"/>
         </w:rPr>
         <w:t xml:space="preserve">Sub-Strand 4.2: Probability I — Teacher Reference (Pre-filled)</w:t>
-      </w:r>
-    </w:p>
-    <w:p>
-      <w:pPr>
-        <w:spacing w:after="80" w:before="120"/>
-      </w:pPr>
-      <w:r>
-        <w:rPr>
-          <w:rFonts w:ascii="Arial" w:cs="Arial" w:eastAsia="Arial" w:hAnsi="Arial"/>
-          <w:b/>
-          <w:bCs/>
-          <w:color w:val="1F3864"/>
-          <w:sz w:val="20"/>
-          <w:szCs w:val="20"/>
-        </w:rPr>
-        <w:t xml:space="preserve">ATTRIBUTION AND LICENSING</w:t>
-      </w:r>
-    </w:p>
-    <w:p>
-      <w:pPr>
-        <w:spacing w:after="60" w:before="0"/>
-      </w:pPr>
-      <w:r>
-        <w:rPr>
-          <w:rFonts w:ascii="Arial" w:cs="Arial" w:eastAsia="Arial" w:hAnsi="Arial"/>
-          <w:b/>
-          <w:bCs/>
-          <w:sz w:val="17"/>
-          <w:szCs w:val="17"/>
-        </w:rPr>
-        <w:t xml:space="preserve">Curriculum Alignment: </w:t>
-      </w:r>
-      <w:r>
-        <w:rPr>
-          <w:rFonts w:ascii="Arial" w:cs="Arial" w:eastAsia="Arial" w:hAnsi="Arial"/>
-          <w:sz w:val="17"/>
-          <w:szCs w:val="17"/>
-        </w:rPr>
-        <w:t xml:space="preserve">Structured in pedagogical alignment with the competence-based curriculum format and learning outcomes established by the Kenya Institute of Curriculum Development (KICD). This material is independently developed and is not officially endorsed or published by KICD.</w:t>
-      </w:r>
-    </w:p>
-    <w:p>
-      <w:pPr>
-        <w:spacing w:after="60" w:before="0"/>
-      </w:pPr>
-      <w:r>
-        <w:rPr>
-          <w:rFonts w:ascii="Arial" w:cs="Arial" w:eastAsia="Arial" w:hAnsi="Arial"/>
-          <w:b/>
-          <w:bCs/>
-          <w:sz w:val="17"/>
-          <w:szCs w:val="17"/>
-        </w:rPr>
-        <w:t xml:space="preserve">Content &amp; Pedagogy: </w:t>
-      </w:r>
-      <w:r>
-        <w:rPr>
-          <w:rFonts w:ascii="Arial" w:cs="Arial" w:eastAsia="Arial" w:hAnsi="Arial"/>
-          <w:sz w:val="17"/>
-          <w:szCs w:val="17"/>
-        </w:rPr>
-        <w:t xml:space="preserve">Developed and adapted by the educator team at SeaVuria (registered 501(c)(3) in the United States and registered NGO in Kenya, No. 872-850A-BF11), who designed the pedagogical framework, lesson templates and exemplar lessons on which this material is based.</w:t>
-      </w:r>
-    </w:p>
-    <w:p>
-      <w:pPr>
-        <w:spacing w:after="60" w:before="0"/>
-      </w:pPr>
-      <w:r>
-        <w:rPr>
-          <w:rFonts w:ascii="Arial" w:cs="Arial" w:eastAsia="Arial" w:hAnsi="Arial"/>
-          <w:b/>
-          <w:bCs/>
-          <w:sz w:val="17"/>
-          <w:szCs w:val="17"/>
-        </w:rPr>
-        <w:t xml:space="preserve">Production &amp; Layout: </w:t>
-      </w:r>
-      <w:r>
-        <w:rPr>
-          <w:rFonts w:ascii="Arial" w:cs="Arial" w:eastAsia="Arial" w:hAnsi="Arial"/>
-          <w:sz w:val="17"/>
-          <w:szCs w:val="17"/>
-        </w:rPr>
-        <w:t xml:space="preserve">Educational design and curriculum sequencing by SeaVuria. Technical layout, structural formatting, and digital optimization/implementation executed in partnership with ARES Education (registered 501(c)(3) in the United States and Canada (as Afretech Aid) and registered NGO in Kenya), with lesson drafting and compilation assisted by AI (Claude, Anthropic).</w:t>
-      </w:r>
-    </w:p>
-    <w:p>
-      <w:pPr>
-        <w:pBdr>
-          <w:bottom w:val="single" w:color="1F3864" w:sz="6" w:space="6"/>
-        </w:pBdr>
-        <w:spacing w:after="60" w:before="0"/>
-      </w:pPr>
-      <w:r>
-        <w:rPr>
-          <w:rFonts w:ascii="Arial" w:cs="Arial" w:eastAsia="Arial" w:hAnsi="Arial"/>
-          <w:b/>
-          <w:bCs/>
-          <w:sz w:val="17"/>
-          <w:szCs w:val="17"/>
-        </w:rPr>
-        <w:t xml:space="preserve">Licensing &amp; Copyright: </w:t>
-      </w:r>
-      <w:r>
-        <w:rPr>
-          <w:rFonts w:ascii="Arial" w:cs="Arial" w:eastAsia="Arial" w:hAnsi="Arial"/>
-          <w:sz w:val="17"/>
-          <w:szCs w:val="17"/>
-        </w:rPr>
-        <w:t xml:space="preserve">© 2026 SeaVuria and ARES. This work is licensed under a </w:t>
-      </w:r>
-      <w:hyperlink w:history="1" r:id="rIdp0mmpspubcekubdbhy1nm">
-        <w:r>
-          <w:rPr>
-            <w:rFonts w:ascii="Arial" w:cs="Arial" w:eastAsia="Arial" w:hAnsi="Arial"/>
-            <w:color w:val="1F6B75"/>
-            <w:sz w:val="17"/>
-            <w:szCs w:val="17"/>
-            <w:u w:val="single" w:color="1F6B75"/>
-          </w:rPr>
-          <w:t xml:space="preserve">Creative Commons Attribution-NonCommercial 4.0 International License</w:t>
-        </w:r>
-      </w:hyperlink>
-      <w:r>
-        <w:rPr>
-          <w:rFonts w:ascii="Arial" w:cs="Arial" w:eastAsia="Arial" w:hAnsi="Arial"/>
-          <w:sz w:val="17"/>
-          <w:szCs w:val="17"/>
-        </w:rPr>
-        <w:t xml:space="preserve"> (</w:t>
-      </w:r>
-      <w:hyperlink w:history="1" r:id="rIdqhl2ksrh8f_ou3y7aqd-p">
-        <w:r>
-          <w:rPr>
-            <w:rFonts w:ascii="Arial" w:cs="Arial" w:eastAsia="Arial" w:hAnsi="Arial"/>
-            <w:color w:val="1F6B75"/>
-            <w:sz w:val="17"/>
-            <w:szCs w:val="17"/>
-            <w:u w:val="single" w:color="1F6B75"/>
-          </w:rPr>
-          <w:t xml:space="preserve">CC BY-NC 4.0</w:t>
-        </w:r>
-      </w:hyperlink>
-      <w:r>
-        <w:rPr>
-          <w:rFonts w:ascii="Arial" w:cs="Arial" w:eastAsia="Arial" w:hAnsi="Arial"/>
-          <w:sz w:val="17"/>
-          <w:szCs w:val="17"/>
-        </w:rPr>
-        <w:t xml:space="preserve">). To view a copy of this license, visit </w:t>
-      </w:r>
-      <w:hyperlink w:history="1" r:id="rIdah1kvtxrugi-fgj5_djyv">
-        <w:r>
-          <w:rPr>
-            <w:rFonts w:ascii="Arial" w:cs="Arial" w:eastAsia="Arial" w:hAnsi="Arial"/>
-            <w:color w:val="1F6B75"/>
-            <w:sz w:val="17"/>
-            <w:szCs w:val="17"/>
-            <w:u w:val="single" w:color="1F6B75"/>
-          </w:rPr>
-          <w:t xml:space="preserve">https://creativecommons.org/licenses/by-nc/4.0/</w:t>
-        </w:r>
-      </w:hyperlink>
-      <w:r>
-        <w:rPr>
-          <w:rFonts w:ascii="Arial" w:cs="Arial" w:eastAsia="Arial" w:hAnsi="Arial"/>
-          <w:sz w:val="17"/>
-          <w:szCs w:val="17"/>
-        </w:rPr>
-        <w:t xml:space="preserve">. You are free to copy, redistribute, and adapt this material in any medium or format, provided appropriate credit is given and the material is not used for commercial purposes. KICD learning outcomes and curriculum designations reproduced here for alignment purposes remain the property of KICD and are not covered by this license. Linked external resources (e.g. CK-12, Khan Academy, PhET) are subject to their own licenses.</w:t>
       </w:r>
     </w:p>
     <w:p>
@@ -1997,6 +1826,185 @@
         </w:tc>
       </w:tr>
     </w:tbl>
+    <w:p>
+      <w:pPr>
+        <w:spacing w:after="120"/>
+      </w:pPr>
+      <w:r>
+        <w:t xml:space="preserve"/>
+      </w:r>
+    </w:p>
+    <w:p>
+      <w:pPr>
+        <w:spacing w:after="80" w:before="120"/>
+      </w:pPr>
+      <w:r>
+        <w:rPr>
+          <w:rFonts w:ascii="Arial" w:cs="Arial" w:eastAsia="Arial" w:hAnsi="Arial"/>
+          <w:b/>
+          <w:bCs/>
+          <w:color w:val="1F3864"/>
+          <w:sz w:val="20"/>
+          <w:szCs w:val="20"/>
+        </w:rPr>
+        <w:t xml:space="preserve">ATTRIBUTION AND LICENSING</w:t>
+      </w:r>
+    </w:p>
+    <w:p>
+      <w:pPr>
+        <w:spacing w:after="60" w:before="0"/>
+      </w:pPr>
+      <w:r>
+        <w:rPr>
+          <w:rFonts w:ascii="Arial" w:cs="Arial" w:eastAsia="Arial" w:hAnsi="Arial"/>
+          <w:b/>
+          <w:bCs/>
+          <w:sz w:val="17"/>
+          <w:szCs w:val="17"/>
+        </w:rPr>
+        <w:t xml:space="preserve">Curriculum Alignment: </w:t>
+      </w:r>
+      <w:r>
+        <w:rPr>
+          <w:rFonts w:ascii="Arial" w:cs="Arial" w:eastAsia="Arial" w:hAnsi="Arial"/>
+          <w:sz w:val="17"/>
+          <w:szCs w:val="17"/>
+        </w:rPr>
+        <w:t xml:space="preserve">Structured in pedagogical alignment with the competence-based curriculum format and learning outcomes established by the Kenya Institute of Curriculum Development (KICD). This material is independently developed and is not officially endorsed or published by KICD.</w:t>
+      </w:r>
+    </w:p>
+    <w:p>
+      <w:pPr>
+        <w:spacing w:after="60" w:before="0"/>
+      </w:pPr>
+      <w:r>
+        <w:rPr>
+          <w:rFonts w:ascii="Arial" w:cs="Arial" w:eastAsia="Arial" w:hAnsi="Arial"/>
+          <w:b/>
+          <w:bCs/>
+          <w:sz w:val="17"/>
+          <w:szCs w:val="17"/>
+        </w:rPr>
+        <w:t xml:space="preserve">Content &amp; Pedagogy: </w:t>
+      </w:r>
+      <w:r>
+        <w:rPr>
+          <w:rFonts w:ascii="Arial" w:cs="Arial" w:eastAsia="Arial" w:hAnsi="Arial"/>
+          <w:sz w:val="17"/>
+          <w:szCs w:val="17"/>
+        </w:rPr>
+        <w:t xml:space="preserve">Developed and adapted by the educator team at SeaVuria (registered 501(c)(3) in the United States and registered NGO in Kenya, No. 872-850A-BF11), who designed the pedagogical framework, lesson templates and exemplar lessons on which this material is based.</w:t>
+      </w:r>
+    </w:p>
+    <w:p>
+      <w:pPr>
+        <w:spacing w:after="60" w:before="0"/>
+      </w:pPr>
+      <w:r>
+        <w:rPr>
+          <w:rFonts w:ascii="Arial" w:cs="Arial" w:eastAsia="Arial" w:hAnsi="Arial"/>
+          <w:b/>
+          <w:bCs/>
+          <w:sz w:val="17"/>
+          <w:szCs w:val="17"/>
+        </w:rPr>
+        <w:t xml:space="preserve">Production &amp; Layout: </w:t>
+      </w:r>
+      <w:r>
+        <w:rPr>
+          <w:rFonts w:ascii="Arial" w:cs="Arial" w:eastAsia="Arial" w:hAnsi="Arial"/>
+          <w:sz w:val="17"/>
+          <w:szCs w:val="17"/>
+        </w:rPr>
+        <w:t xml:space="preserve">Educational design and curriculum sequencing by SeaVuria. Technical layout, structural formatting, and digital optimization/implementation executed in partnership with ARES Education (registered 501(c)(3) in the United States and Canada (as Afretech Aid) and registered NGO in Kenya), with lesson drafting and compilation assisted by AI (Claude, Anthropic).</w:t>
+      </w:r>
+    </w:p>
+    <w:p>
+      <w:pPr>
+        <w:pBdr>
+          <w:bottom w:val="single" w:color="1F3864" w:sz="6" w:space="6"/>
+        </w:pBdr>
+        <w:spacing w:after="60" w:before="0"/>
+      </w:pPr>
+      <w:r>
+        <w:rPr>
+          <w:rFonts w:ascii="Arial" w:cs="Arial" w:eastAsia="Arial" w:hAnsi="Arial"/>
+          <w:b/>
+          <w:bCs/>
+          <w:sz w:val="17"/>
+          <w:szCs w:val="17"/>
+        </w:rPr>
+        <w:t xml:space="preserve">Licensing &amp; Copyright: </w:t>
+      </w:r>
+      <w:r>
+        <w:rPr>
+          <w:rFonts w:ascii="Arial" w:cs="Arial" w:eastAsia="Arial" w:hAnsi="Arial"/>
+          <w:sz w:val="17"/>
+          <w:szCs w:val="17"/>
+        </w:rPr>
+        <w:t xml:space="preserve">© 2026 SeaVuria and ARES. This work is licensed under a </w:t>
+      </w:r>
+      <w:hyperlink w:history="1" r:id="rId6cm0sandap64moznwppjc">
+        <w:r>
+          <w:rPr>
+            <w:rFonts w:ascii="Arial" w:cs="Arial" w:eastAsia="Arial" w:hAnsi="Arial"/>
+            <w:color w:val="1F6B75"/>
+            <w:sz w:val="17"/>
+            <w:szCs w:val="17"/>
+            <w:u w:val="single" w:color="1F6B75"/>
+          </w:rPr>
+          <w:t xml:space="preserve">Creative Commons Attribution-NonCommercial 4.0 International License</w:t>
+        </w:r>
+      </w:hyperlink>
+      <w:r>
+        <w:rPr>
+          <w:rFonts w:ascii="Arial" w:cs="Arial" w:eastAsia="Arial" w:hAnsi="Arial"/>
+          <w:sz w:val="17"/>
+          <w:szCs w:val="17"/>
+        </w:rPr>
+        <w:t xml:space="preserve"> (</w:t>
+      </w:r>
+      <w:hyperlink w:history="1" r:id="rIdmyvbq4vvrjfropexr-nht">
+        <w:r>
+          <w:rPr>
+            <w:rFonts w:ascii="Arial" w:cs="Arial" w:eastAsia="Arial" w:hAnsi="Arial"/>
+            <w:color w:val="1F6B75"/>
+            <w:sz w:val="17"/>
+            <w:szCs w:val="17"/>
+            <w:u w:val="single" w:color="1F6B75"/>
+          </w:rPr>
+          <w:t xml:space="preserve">CC BY-NC 4.0</w:t>
+        </w:r>
+      </w:hyperlink>
+      <w:r>
+        <w:rPr>
+          <w:rFonts w:ascii="Arial" w:cs="Arial" w:eastAsia="Arial" w:hAnsi="Arial"/>
+          <w:sz w:val="17"/>
+          <w:szCs w:val="17"/>
+        </w:rPr>
+        <w:t xml:space="preserve">). To view a copy of this license, visit </w:t>
+      </w:r>
+      <w:hyperlink w:history="1" r:id="rId7pkt9jqblum3o1o-mgw8f">
+        <w:r>
+          <w:rPr>
+            <w:rFonts w:ascii="Arial" w:cs="Arial" w:eastAsia="Arial" w:hAnsi="Arial"/>
+            <w:color w:val="1F6B75"/>
+            <w:sz w:val="17"/>
+            <w:szCs w:val="17"/>
+            <w:u w:val="single" w:color="1F6B75"/>
+          </w:rPr>
+          <w:t xml:space="preserve">https://creativecommons.org/licenses/by-nc/4.0/</w:t>
+        </w:r>
+      </w:hyperlink>
+      <w:r>
+        <w:rPr>
+          <w:rFonts w:ascii="Arial" w:cs="Arial" w:eastAsia="Arial" w:hAnsi="Arial"/>
+          <w:sz w:val="17"/>
+          <w:szCs w:val="17"/>
+        </w:rPr>
+        <w:t xml:space="preserve">. You are free to copy, redistribute, and adapt this material in any medium or format, provided appropriate credit is given and the material is not used for commercial purposes. KICD learning outcomes and curriculum designations reproduced here for alignment purposes remain the property of KICD and are not covered by this license. Linked external resources (e.g. CK-12, Khan Academy, PhET) are subject to their own licenses.</w:t>
+      </w:r>
+    </w:p>
     <w:sectPr>
       <w:pgSz w:w="15840" w:h="12240" w:orient="landscape"/>
       <w:pgMar w:top="1080" w:right="1080" w:bottom="1080" w:left="1080" w:header="708" w:footer="708" w:gutter="0"/>

--- a/data/outputs/v2/Maths/SS4.2_Probability_I/Mathematics_Probability_I_SummaryTable.docx
+++ b/data/outputs/v2/Maths/SS4.2_Probability_I/Mathematics_Probability_I_SummaryTable.docx
@@ -564,7 +564,7 @@
                 <w:sz w:val="18"/>
                 <w:szCs w:val="18"/>
               </w:rPr>
-              <w:t xml:space="preserve">Students observed the results of a physical simulation — rolling a die or drawing coloured tokens representing mandazi types sold at Mama Njeri's stall — recording outcomes in a frequency tally over 20–30 trials. As more trials were conducted, students noticed that the relative frequency of each outcome began to stabilise toward a consistent value. Teacher should look for students who conflate 'random' with 'unpredictable forever' — use cold-calling (minimum 3 students) to surface this misconception before the explain phase.</w:t>
+              <w:t xml:space="preserve">Students observed three parallel data sets — Mama Njeri's 60-day sales record, coin-flip results, and bottle-cap toss results — and plotted running relative frequencies for all three. They noticed that relative frequencies fluctuate early but appear to stabilise toward a consistent value as the number of trials increases.</w:t>
             </w:r>
           </w:p>
         </w:tc>
@@ -596,7 +596,7 @@
                 <w:sz w:val="18"/>
                 <w:szCs w:val="18"/>
               </w:rPr>
-              <w:t xml:space="preserve">Students learned that (1) probability is a mathematical measure of likelihood expressed as a number between 0 and 1 inclusive (0 = impossible, 1 = certain); (2) a random experiment is any process whose outcome cannot be known in advance; (3) the sample space (S) is the complete set of all possible outcomes; (4) an event (E) is any subset of the sample space; and (5) experimental (empirical) probability is calculated as P(E) = (number of times E occurs) ÷ (total number of trials). Key vocabulary: experiment, outcome, sample space, event, experimental probability, relative frequency.</w:t>
+              <w:t xml:space="preserve">Students learned that probability is a mathematical measure of likelihood ranging from 0 (impossible) to 1 (certain); that a random experiment has an uncertain outcome and a defined sample space; that experimental probability is calculated as the number of times an event occurs divided by the total number of trials; and that experimental probability becomes more reliable (stabilises) as the number of trials increases.</w:t>
             </w:r>
           </w:p>
         </w:tc>
@@ -628,7 +628,7 @@
                 <w:sz w:val="18"/>
                 <w:szCs w:val="18"/>
               </w:rPr>
-              <w:t xml:space="preserve">Teacher should emphasise that 'random' does not mean 'impossible to analyse' — it means the outcome of any single trial is uncertain, but patterns emerge over many trials. Connect explicitly to the driving question: Mama Njeri cannot know exactly how many plain mandazi she will sell tomorrow, but after recording 30 days of sales data she can assign a probability. Pedagogical note: Use the Law of Large Numbers informally here — more trials → relative frequency → true probability. Do NOT introduce the formal theorem; plant the intuition. Ensure students record P(E) as a fraction, decimal, and percentage for every event discussed, reinforcing numerical fluency.</w:t>
+              <w:t xml:space="preserve">Students explained the pattern in Mama Njeri's notebook and their own experiments using the concept of experimental probability. They described why individual days are unpredictable yet the fraction of good days stabilises over 60 days — because with more trials, random variation averages out and the relative frequency converges toward the true probability of a good day. This explains why keeping a longer notebook makes Mama Njeri's data more mathematically useful for planning.</w:t>
             </w:r>
           </w:p>
         </w:tc>
@@ -713,7 +713,7 @@
                 <w:sz w:val="18"/>
                 <w:szCs w:val="18"/>
               </w:rPr>
-              <w:t xml:space="preserve">Students pooled class-wide trial data (combining individual tallies from Lesson 1 into one large dataset of 100+ trials) and plotted relative frequency against number of trials on a line graph. They observed that early trial results fluctuate wildly but the graph 'settles' as trials increase — a direct, visible demonstration of the Law of Large Numbers. Pedagogical note: Display all student graphs side-by-side on the board. Ask students: 'Whose graph looks most like a flat horizontal line at the end, and why?' Allow 30-second wait time before cold-calling 4 students.</w:t>
+              <w:t xml:space="preserve">Students pooled all Lesson 1 bottle-cap flip data (approx. 900 total trials) onto a shared class tally chart and constructed a live cumulative relative-frequency graph on the board, plotting how the fraction of 'cap-up' results changed as more trials were added. They also plotted coin-flip data on the same graph for comparison, producing two visible convergence lines: bottle-cap settling near 0.3 and coin settling near 0.5.</w:t>
             </w:r>
           </w:p>
         </w:tc>
@@ -745,7 +745,7 @@
                 <w:sz w:val="18"/>
                 <w:szCs w:val="18"/>
               </w:rPr>
-              <w:t xml:space="preserve">Students formally learned that experimental probability P(E) = (number of favourable outcomes) ÷ (total number of trials), and that this value becomes increasingly reliable as the number of trials grows. They learned that experimental probability is always an estimate — it approximates, but may not equal, the theoretical probability. Students also learned how to construct a basic probability scale and correctly place events (impossible, unlikely, even chance, likely, certain) using real examples from Mama Njeri's stall (e.g., 'probability that a customer buys at least one mandazi = 1').</w:t>
+              <w:t xml:space="preserve">Students formally learned that experimental probability is defined as P(E) = number of favourable outcomes ÷ total number of trials. They learned that relative frequency converges toward a stable value as the number of trials increases (the Law of Large Numbers at an intuitive level), that equally likely outcomes (fair coin, P = 0.5) differ from unequally likely outcomes (bottle-cap, P ≈ 0.3), and that larger samples produce more reliable probability estimates.</w:t>
             </w:r>
           </w:p>
         </w:tc>
@@ -777,7 +777,7 @@
                 <w:sz w:val="18"/>
                 <w:szCs w:val="18"/>
               </w:rPr>
-              <w:t xml:space="preserve">Teacher should reinforce why more data is better using the mandazi context: if Mama Njeri only records 3 days of sales, her estimates are unreliable; after 60 days, her estimates are trustworthy enough to inform how many batches to fry each morning. This directly answers the driving question — mathematics helps make smarter decisions under uncertainty. Pedagogical note: Formally introduce the notation P(E) and ensure all students write it correctly. Common error to address: students dividing favourable outcomes by the number of outcomes in the sample space (theoretical shortcut) instead of by actual trials — clarify that these are two different methods and Lesson 3 will handle theoretical probability.</w:t>
+              <w:t xml:space="preserve">Students applied the P(E) formula to Mama Njeri's three-month notebook, calculating P(good day) = 27 ÷ 90 = 0.3. They explained that this means approximately 30% of days are 'good days' over many days of trading — not that any specific tomorrow is guaranteed. They connected the convergence pattern in their bottle-cap graph to why Mama Njeri's fraction of good days stabilised over three months even though individual days remained unpredictable, advancing the class's answer to the driving question.</w:t>
             </w:r>
           </w:p>
         </w:tc>
@@ -830,7 +830,7 @@
                 <w:sz w:val="18"/>
                 <w:szCs w:val="18"/>
               </w:rPr>
-              <w:t xml:space="preserve">Theoretical Probability and the Sample Space</w:t>
+              <w:t xml:space="preserve">Probability Space: Sample Spaces and Theoretical Probability</w:t>
             </w:r>
           </w:p>
         </w:tc>
@@ -862,7 +862,7 @@
                 <w:sz w:val="18"/>
                 <w:szCs w:val="18"/>
               </w:rPr>
-              <w:t xml:space="preserve">Students listed sample spaces for simple experiments relevant to Mama Njeri's world: tossing a fair coin to decide which flavour of mandazi to make first, rolling a die to simulate customer arrival times, and drawing a mandazi type (plain, coconut, cinnamon) from a bag with equal numbers. Students used tree diagrams and organised lists to enumerate sample spaces systematically, then computed theoretical probabilities by counting equally likely outcomes. Pedagogical note: Stress the phrase 'equally likely outcomes' — this is the foundation of theoretical probability and a frequent source of error when students apply the formula blindly to non-uniform distributions.</w:t>
+              <w:t xml:space="preserve">We observed that when we list all outcomes of an experiment systematically — using a list, a two-way table, or a grid — we always get the same total count of outcomes regardless of representation. We also observed that the theoretical probability of getting heads on a fair coin (0.5) matched the value our experimental relative frequency was converging toward in Lesson 2.</w:t>
             </w:r>
           </w:p>
         </w:tc>
@@ -894,7 +894,7 @@
                 <w:sz w:val="18"/>
                 <w:szCs w:val="18"/>
               </w:rPr>
-              <w:t xml:space="preserve">Students learned that theoretical probability is defined as P(E) = (number of favourable outcomes in E) ÷ (total number of equally likely outcomes in S), and that this formula applies only when all outcomes are equally likely. They learned to construct sample spaces using: (1) lists, (2) two-way tables, and (3) simple tree diagrams. Students also learned that the sum of probabilities of all outcomes in a sample space equals 1, and that P(E') = 1 − P(E), where E' is the complement of event E. Key vocabulary: theoretical probability, equally likely, sample space, complement.</w:t>
+              <w:t xml:space="preserve">We learned that the sample space is the set of all possible outcomes of an experiment, that theoretical probability P(E) equals the number of favourable outcomes divided by the total number of outcomes in the sample space, and that probability is always between 0 and 1 inclusive. We learned that combined events such as tossing two coins require organised tools like two-way tables to avoid missing or repeating outcomes.</w:t>
             </w:r>
           </w:p>
         </w:tc>
@@ -926,7 +926,7 @@
                 <w:sz w:val="18"/>
                 <w:szCs w:val="18"/>
               </w:rPr>
-              <w:t xml:space="preserve">Teacher should explicitly contrast theoretical and experimental probability using the same mandazi scenario: theoretical probability assumes Mama Njeri's bag contains exactly equal numbers of each mandazi type (a controlled model), while experimental probability uses real sales records (messy, real-world data). Connect the complement rule to decision-making: if P(selling out by noon) = 0.3, then P(not selling out by noon) = 0.7 — Mama Njeri can use this to decide whether to prepare an afternoon batch. Pedagogical note: Have students verify P(E) + P(E') = 1 for every event they compute; this self-checking habit prevents arithmetic errors in later, more complex problems.</w:t>
+              <w:t xml:space="preserve">The stabilisation of relative frequency in Lessons 1 and 2 is explained by theoretical probability: as the number of trials grows, the experimental proportion gets closer to the true fraction of favourable outcomes within the sample space. Mama Njeri experiences predictable long-run patterns precisely because there is an underlying probability space governing her sales outcomes, even though individual days remain uncertain.</w:t>
             </w:r>
           </w:p>
         </w:tc>
@@ -1011,7 +1011,7 @@
                 <w:sz w:val="18"/>
                 <w:szCs w:val="18"/>
               </w:rPr>
-              <w:t xml:space="preserve">Students examined scenarios from Mama Njeri's stall — a customer picks exactly one mandazi type per purchase — and classified pairs of events as mutually exclusive or not. They used Venn diagrams to visualise event overlap, shading A ∩ B and noting when the intersection region was empty. Physical card-sort activity: students sorted 12 event-pair cards into 'mutually exclusive' and 'not mutually exclusive' piles, justifying each decision verbally to a partner. Teacher should circulate and listen for correct use of the phrase 'they cannot both happen in the same trial.'</w:t>
+              <w:t xml:space="preserve">Learners sorted event-pair cards from Mama Njeri's market and Kenyan daily life into 'can happen at the same time' vs. 'cannot happen at the same time,' then physically placed outcome cards onto large Venn diagram templates to see which pairs produce an empty intersection.</w:t>
             </w:r>
           </w:p>
         </w:tc>
@@ -1043,7 +1043,7 @@
                 <w:sz w:val="18"/>
                 <w:szCs w:val="18"/>
               </w:rPr>
-              <w:t xml:space="preserve">Students learned that two events A and B are mutually exclusive if they cannot both occur in the same trial, formally expressed as A ∩ B = ∅ and therefore P(A ∩ B) = 0. Consequently, for mutually exclusive events: P(A ∪ B) = P(A) + P(B). Students also learned that mutually exclusive events are NOT necessarily complementary — complements are always mutually exclusive, but mutually exclusive events need not be complements. Key vocabulary: mutually exclusive, intersection, union, Venn diagram, complement versus mutually exclusive distinction.</w:t>
+              <w:t xml:space="preserve">Two events are mutually exclusive if they cannot both occur in the same trial — their intersection is empty (A ∩ B = ∅, P(A ∩ B) = 0). For mutually exclusive events, P(A ∪ B) = P(A) + P(B). Mama Njeri's 'sold out' and 'half unsold' outcomes are mutually exclusive, so their probabilities can be added directly.</w:t>
             </w:r>
           </w:p>
         </w:tc>
@@ -1075,7 +1075,7 @@
                 <w:sz w:val="18"/>
                 <w:szCs w:val="18"/>
               </w:rPr>
-              <w:t xml:space="preserve">Teacher should use the Venn diagram as a persistent visual throughout this lesson and refer back to it during Lesson 6 (Addition Law). Mandazi context: 'A customer cannot simultaneously buy the last plain mandazi AND the last coconut mandazi in a single purchase — these events are mutually exclusive.' Pedagogical note: A critical misconception is that students assume all pairs of events are mutually exclusive. Use cold-calling (minimum 3 students) to test non-obvious cases, e.g., 'Event A: customer spends more than Ksh 20. Event B: customer buys 3 mandazi. Are these mutually exclusive?' Allow 45-second think time before taking responses.</w:t>
+              <w:t xml:space="preserve">Learners formalised the addition rule through a guided class discussion anchored in Mama Njeri's sales data, practised with tiered problems from Kenyan market, sports, and weather contexts, and updated their cumulative probability models with a specific quantitative recommendation for Mama Njeri's daily stocking decision.</w:t>
             </w:r>
           </w:p>
         </w:tc>
@@ -1160,7 +1160,7 @@
                 <w:sz w:val="18"/>
                 <w:szCs w:val="18"/>
               </w:rPr>
-              <w:t xml:space="preserve">Students conducted a two-stage experiment: first tossing a coin (representing Mama Njeri's morning weather — heads = sunny, tails = rainy), then drawing a mandazi type from a bag without any change to the bag's contents. They recorded outcomes in a two-way frequency table and calculated probabilities for each stage, then compared P(mandazi type | sunny) with P(mandazi type | rainy) to check whether the coin outcome changed the draw probability. Result: the probabilities were equal, confirming independence. Pedagogical note: this hands-on test — does the first outcome change the second? — is the conceptual definition students should internalise before the formal algebraic definition is introduced.</w:t>
+              <w:t xml:space="preserve">Students tossed two coins simultaneously 40 times per group and recorded outcomes (HH, HT, TH, TT), then analysed printed Eldoret seed germination data cards showing whether paired seeds germinated. They tallied joint frequencies and computed observed relative frequencies for each outcome across both activities.</w:t>
             </w:r>
           </w:p>
         </w:tc>
@@ -1192,7 +1192,7 @@
                 <w:sz w:val="18"/>
                 <w:szCs w:val="18"/>
               </w:rPr>
-              <w:t xml:space="preserve">Students learned that two events A and B are independent if the occurrence of one does not affect the probability of the other, formally defined as P(A ∩ B) = P(A) × P(B). They learned to TEST for independence by checking whether this equation holds, rather than assuming it. Students also learned the informal language: 'knowing A happened gives us no new information about whether B will happen.' Key vocabulary: independent events, dependent events, conditional reasoning (informal), multiplication for independent events.</w:t>
+              <w:t xml:space="preserve">Students learned that two events are independent if the occurrence of one does not affect the probability of the other, formally defined as P(A ∩ B) = P(A) × P(B). They verified this rule against their coin-toss and seed germination data. They also learned that independent events and mutually exclusive events are distinct concepts — mutually exclusive events cannot both occur, while independent events can both occur but do not influence each other.</w:t>
             </w:r>
           </w:p>
         </w:tc>
@@ -1224,7 +1224,7 @@
                 <w:sz w:val="18"/>
                 <w:szCs w:val="18"/>
               </w:rPr>
-              <w:t xml:space="preserve">Teacher should contrast independence with mutual exclusivity using a clear comparison table on the board — these two concepts are routinely confused in assessments. Mutually exclusive events CANNOT both happen (P(A ∩ B) = 0); independent events CAN both happen and knowing one occurred does not change the other's probability. Mandazi context: Whether it rains in Nairobi this afternoon is independent of whether the coin Mama Njeri flipped this morning landed heads — but whether she sells out is DEPENDENT on whether it rained (fewer customers walk past in heavy rain). Use this dependent example to foreshadow Lesson 7.</w:t>
+              <w:t xml:space="preserve">Students explained why Mama Njeri's daily mandazi sales appear to behave as independent events — yesterday's outcome does not change the probability of today's outcome. Using the multiplication rule and relative frequency data from Lesson 4, they calculated the probability of two consecutive good sales days, and revised their cumulative probability models to reflect this understanding. They wrote a two-sentence evidence-based advice note to Mama Njeri applying the concept of independence to her daily production planning.</w:t>
             </w:r>
           </w:p>
         </w:tc>
@@ -1309,7 +1309,7 @@
                 <w:sz w:val="18"/>
                 <w:szCs w:val="18"/>
               </w:rPr>
-              <w:t xml:space="preserve">Students used Venn diagrams to model two overlapping events at Mama Njeri's stall — e.g., Event A: a customer buys plain mandazi; Event B: a customer buys a drink — and physically counted outcomes in each region of the diagram using a class dataset. They noticed that simply adding P(A) + P(B) overcounted customers who bought both, and identified exactly which outcomes were double-counted (the intersection). This discovery moment is pedagogically important — give students 2 minutes to discuss in pairs before teacher confirms the pattern.</w:t>
+              <w:t xml:space="preserve">Students sorted Nakuru weather and sales data cards into four Venn diagram regions (HIGH SALES only, HEAVY RAIN only, BOTH, NEITHER) and counted n(H ∪ R) = 12 out of 20 days, observing that simply adding n(H) + n(R) = 15 overcounts by exactly the 3 days in the intersection.</w:t>
             </w:r>
           </w:p>
         </w:tc>
@@ -1341,7 +1341,7 @@
                 <w:sz w:val="18"/>
                 <w:szCs w:val="18"/>
               </w:rPr>
-              <w:t xml:space="preserve">Students learned the Addition Law of Probability: P(A ∪ B) = P(A) + P(B) − P(A ∩ B). They learned that subtracting P(A ∩ B) corrects for double-counting outcomes that belong to both events. Students recognised the mutually exclusive case from Lesson 4 as the special case where P(A ∩ B) = 0, reducing the law to P(A ∪ B) = P(A) + P(B). They practised applying the formula in both directions — finding P(A ∪ B) given the other three values, and finding P(A ∩ B) given P(A ∪ B), P(A), and P(B). Key vocabulary: addition law, union, intersection, double-counting, general addition rule.</w:t>
+              <w:t xml:space="preserve">Students learned the Addition Law of Probability: P(A ∪ B) = P(A) + P(B) − P(A ∩ B), recognised that mutually exclusive events are the special case where P(A ∩ B) = 0 (reducing the law to the rule from Lesson 5), and applied the law to calculate that on approximately 60% of days, Mama Njeri can expect HIGH SALES or HEAVY RAIN (or both) — directly informing her daily mandazi production decision.</w:t>
             </w:r>
           </w:p>
         </w:tc>
@@ -1373,7 +1373,7 @@
                 <w:sz w:val="18"/>
                 <w:szCs w:val="18"/>
               </w:rPr>
-              <w:t xml:space="preserve">Teacher should insist on Venn diagram sketches for every problem — even when students can compute the answer algebraically, the diagram reinforces conceptual understanding and reduces formula misapplication. Pedagogical note: A common exam error is applying P(A ∪ B) = P(A) + P(B) without checking mutual exclusivity. Design at least one worked example where students must first determine whether events overlap before choosing which version of the formula to use. Mandazi context: 'What is the probability that a randomly selected customer buys plain mandazi OR buys a drink (or both)?' — directly applicable to Mama Njeri's sales strategy decisions.</w:t>
+              <w:t xml:space="preserve">The double-counting problem explains why we must subtract P(A ∩ B): days that belong to BOTH events are included once in P(A) and once in P(B), so adding them directly inflates the probability. The Venn diagram makes this visible — the intersection region is counted in both circles, and subtracting it once gives the true count of days in the union. This is why Mama Njeri cannot simply add separate probabilities when events overlap in her real sales world.</w:t>
             </w:r>
           </w:p>
         </w:tc>
@@ -1458,7 +1458,7 @@
                 <w:sz w:val="18"/>
                 <w:szCs w:val="18"/>
               </w:rPr>
-              <w:t xml:space="preserve">Students conducted two contrasting experiments: (1) Drawing a mandazi type from a bag WITH replacement (independent) and recording the joint outcome of two draws; (2) Drawing WITHOUT replacement (dependent) and recording joint outcomes. They compared the empirical frequencies of joint outcomes across both conditions and noted that the without-replacement results differed from simple multiplication of individual probabilities — setting up the need for a revised formula. Pedagogical note: ensure students record the bag contents before and after each draw in the dependent condition; this makes the changing probability visible and concrete.</w:t>
+              <w:t xml:space="preserve">Students observed (via tree diagram construction) that when maize seeds are drawn without replacement, the denominator of the second branch CHANGES to reflect the reduced sample space — the two events are LINKED. In contrast, when flipping a coin twice, the second branch denominators remain unchanged — the events are INDEPENDENT. Students observed that pathway probabilities on a tree diagram are calculated by multiplying the fractions along each branch, and that all pathway probabilities sum to 1.</w:t>
             </w:r>
           </w:p>
         </w:tc>
@@ -1490,7 +1490,7 @@
                 <w:sz w:val="18"/>
                 <w:szCs w:val="18"/>
               </w:rPr>
-              <w:t xml:space="preserve">Students learned that: (1) For INDEPENDENT events, P(A ∩ B) = P(A) × P(B); (2) For DEPENDENT events (sampling without replacement), P(A ∩ B) = P(A) × P(B|A), where P(B|A) is the conditional probability of B given A has already occurred — computed by adjusting the sample space after the first draw. Students learned to identify which formula applies by asking: 'Does the first outcome change the conditions for the second?' Key vocabulary: multiplication law, with replacement, without replacement, conditional probability (informal), dependent events.</w:t>
+              <w:t xml:space="preserve">Students learned that: (1) When two events are INDEPENDENT, P(A ∩ B) = P(A) × P(B); (2) When two events are DEPENDENT (such as drawing without replacement), P(A ∩ B) = P(A) × P(B|A), where P(B|A) reads as 'the probability of B given that A has already occurred'; (3) The key question for determining which formula to use is: 'Does the outcome of the first event change the sample space for the second event?'; (4) For the maize seed scenario (3 germinating, 2 not, from 5), P(both germinate) = 3/5 × 2/4 = 6/20 = 3/10.</w:t>
             </w:r>
           </w:p>
         </w:tc>
@@ -1522,7 +1522,7 @@
                 <w:sz w:val="18"/>
                 <w:szCs w:val="18"/>
               </w:rPr>
-              <w:t xml:space="preserve">Teacher should use explicit fraction arithmetic for the without-replacement case, showing how both the numerator (favourable outcomes) and denominator (total outcomes) change after the first draw. Mandazi context: Mama Njeri has 5 plain and 3 coconut mandazi left. A customer picks two at random without looking — what is the probability both are plain? Work through this step-by-step: P(first plain) = 5/8; P(second plain | first was plain) = 4/7; P(both plain) = 5/8 × 4/7 = 20/56 = 5/14. Pedagogical note: This is students' first informal encounter with conditional probability — do not use the notation P(B|A) formally; instead use the language 'given that A already happened, what is the new probability of B?'</w:t>
+              <w:t xml:space="preserve">Students explained (and can now use to advise Mama Njeri) that: mathematics can calculate the probability of TWO uncertain events BOTH occurring, by multiplying their individual probabilities — but only if you carefully check whether the events affect each other. This is more powerful than single-event probability because Mama Njeri's real business decisions often depend on MULTIPLE things going right at the same time (e.g., good customer turnout AND quality flour supply). The multiplication law gives her — and us — a precise mathematical tool to quantify those compound uncertainties, moving us closer to answering the driving question of how mathematics can support smarter decisions even when no outcome is certain.</w:t>
             </w:r>
           </w:p>
         </w:tc>
@@ -1607,7 +1607,7 @@
                 <w:sz w:val="18"/>
                 <w:szCs w:val="18"/>
               </w:rPr>
-              <w:t xml:space="preserve">Students were given a partially completed probability tree diagram representing two sequential mandazi draws (with replacement) and were asked to complete the branches, label each branch with its probability, and calculate endpoint probabilities by multiplying along branches. They then constructed a full tree diagram from scratch for a three-stage scenario: weather (sunny/rainy), customer arrival (early/late), and mandazi type purchased (plain/coconut). Pedagogical note: Insist that students (1) label every branch with a probability, (2) verify that branches from each node sum to 1, and (3) verify that all endpoint probabilities sum to 1. These three checks catch almost all tree diagram errors.</w:t>
+              <w:t xml:space="preserve">Students observed the teacher live-construct a two-stage probability tree diagram for Mama Njeri's consecutive good/bad day scenario, watching how probabilities are written on branches, how terminal path probabilities are found by multiplying along each branch-path, and how the probabilities of multi-path events are found by adding across relevant paths. Students also observed that all terminal path probabilities in the complete tree sum to 1.</w:t>
             </w:r>
           </w:p>
         </w:tc>
@@ -1639,7 +1639,7 @@
                 <w:sz w:val="18"/>
                 <w:szCs w:val="18"/>
               </w:rPr>
-              <w:t xml:space="preserve">Students learned that a probability tree diagram is a visual tool for systematically mapping all possible outcomes of a sequential (multi-stage) experiment, where each branch represents one possible outcome of one stage, branch labels show the probability of that outcome, and endpoint probabilities are found by multiplying probabilities along the path (Multiplication Law). Students also learned to use tree diagrams to find P(A ∪ B) for sequential events by adding the relevant endpoint probabilities (Addition Law). Key vocabulary: tree diagram, branch, stage, endpoint, path probability, systematic enumeration.</w:t>
+              <w:t xml:space="preserve">Students learned that a probability tree diagram is a visual tool for systematically mapping all possible outcomes of a sequential (multi-stage) experiment; that the probability of a specific path through the tree equals the product of all branch probabilities along that path; that the probability of an event occurring via more than one path equals the sum of those path probabilities; and that this tool applies to both independent events (e.g., Mama Njeri's consecutive days, Kiambu seed germination) and dependent events with conditional branch probabilities (e.g., Kamau's matatu route and arrival time).</w:t>
             </w:r>
           </w:p>
         </w:tc>
@@ -1671,7 +1671,7 @@
                 <w:sz w:val="18"/>
                 <w:szCs w:val="18"/>
               </w:rPr>
-              <w:t xml:space="preserve">Teacher should emphasise that tree diagrams are a problem-solving tool — they make invisible structure visible — not merely a drawing exercise. Mandazi context: Mama Njeri wants to know: 'What is the probability that on two consecutive market days, she sells out at least once?' A tree diagram with outcomes (sell out / not sell out) on each branch, labelled with experimental probabilities from her records, answers this directly. Pedagogical note: For the 'at least one' probability, teach the complement shortcut: P(at least one sell-out) = 1 − P(no sell-out on either day). This reinforces the complement rule from Lesson 3 and demonstrates how lessons connect across the unit.</w:t>
+              <w:t xml:space="preserve">Students explained how Mama Njeri can use a two-day tree diagram to calculate the probability of two consecutive good days (P = 0.36), exactly one good day (P = 0.48), and two bad days (P = 0.16), and connected this to a concrete decision: because the most likely two-day outcome is exactly one good day (probability 0.48), Mama Njeri should plan her stock levels for a mix of good and bad days rather than assuming two good days in a row. Students also explained that tree diagrams make the multiplication rule for combined events visual and systematic, reducing errors in complex multi-stage calculations.</w:t>
             </w:r>
           </w:p>
         </w:tc>
@@ -1756,7 +1756,7 @@
                 <w:sz w:val="18"/>
                 <w:szCs w:val="18"/>
               </w:rPr>
-              <w:t xml:space="preserve">Students worked through a multi-part performance task set entirely in Mama Njeri's mandazi stall context. Given a dataset of 60 days of sales records, students: (1) computed experimental probabilities for each mandazi type, (2) constructed a sample space for a two-item customer order, (3) identified mutually exclusive and independent event pairs, (4) applied the Addition Law to find the probability a customer buys plain OR coconut mandazi, (5) applied the Multiplication Law (with and without replacement), and (6) drew a tree diagram for a two-day sequential sales scenario. Teacher should observe whether students select the correct tool for each sub-problem — this metacognitive skill is the highest-level outcome of the unit.</w:t>
+              <w:t xml:space="preserve">Students examined Mama Njeri's complete 60-day sales frequency table and noticed that roughly 40% of days resulted in sales of ≥80% of stock, while the proportion of very poor days (less than 60% sold) was consistently small — a pattern that held even as individual daily outcomes varied widely.</w:t>
             </w:r>
           </w:p>
         </w:tc>
@@ -1788,7 +1788,7 @@
                 <w:sz w:val="18"/>
                 <w:szCs w:val="18"/>
               </w:rPr>
-              <w:t xml:space="preserve">Students synthesised all unit concepts: experimental probability (P(E) = favourable trials ÷ total trials), theoretical probability (P(E) = favourable outcomes ÷ sample space size, equally likely outcomes), the complement rule (P(E') = 1 − P(E)), mutually exclusive events (P(A ∩ B) = 0; P(A ∪ B) = P(A) + P(B)), independent events (P(A ∩ B) = P(A) × P(B)), the Addition Law (P(A ∪ B) = P(A) + P(B) − P(A ∩ B)), the Multiplication Law for independent and dependent events, and probability tree diagrams for sequential experiments. Students also reflected on how probability reasoning supports real decision-making under uncertainty — the driving question's core answer.</w:t>
+              <w:t xml:space="preserve">Students applied the full probability toolkit: computing experimental probabilities from frequency data, constructing the sample space for a day's sales outcomes, classifying events on the 0-to-1 scale, using the Addition Law P(A∪B) = P(A)+P(B)−P(A∩B) for non-mutually-exclusive events, applying the Multiplication Law for independent consecutive days, and building a two-day tree diagram — all synthesised into a justified recommendation for Mama Njeri's optimal daily batch size.</w:t>
             </w:r>
           </w:p>
         </w:tc>
@@ -1820,7 +1820,7 @@
                 <w:sz w:val="18"/>
                 <w:szCs w:val="18"/>
               </w:rPr>
-              <w:t xml:space="preserve">Teacher should facilitate a whole-class debrief after the performance task, returning explicitly to the driving question: 'How can mathematics help Mama Njeri make smarter decisions even when she cannot be certain of the outcome?' Draw a concept map on the board connecting all nine lessons' key ideas, showing how experimental probability (Lessons 1–2) built intuition, theoretical probability (Lesson 3) provided a precise model, event relationships (Lessons 4–5) refined that model, the Addition and Multiplication Laws (Lessons 6–7) gave computational tools, and tree diagrams (Lesson 8) provided a unifying visual framework. Pedagogical note: Use this lesson to address any persistent misconceptions surfaced by the assessment — common ones include: applying the simple addition rule to non-mutually-exclusive events, multiplying without checking for dependence, and misidentifying the sample space size.</w:t>
+              <w:t xml:space="preserve">The fraction of 'good days' stabilises over time because, although each individual day's sales outcome is uncertain (a random experiment), the relative frequency of favourable outcomes converges toward the true probability as the number of trials increases — this is the Law of Large Numbers. Probability does not eliminate uncertainty for any single day, but it gives Mama Njeri a mathematically grounded strategy: by frying a batch size calibrated to her experimental probability of high sales, she minimises expected losses across many days, even though she can never be certain about tomorrow.</w:t>
             </w:r>
           </w:p>
         </w:tc>
@@ -1944,7 +1944,7 @@
         </w:rPr>
         <w:t xml:space="preserve">© 2026 SeaVuria and ARES. This work is licensed under a </w:t>
       </w:r>
-      <w:hyperlink w:history="1" r:id="rId6cm0sandap64moznwppjc">
+      <w:hyperlink w:history="1" r:id="rIdg8skdtkflibuffkbnadn1">
         <w:r>
           <w:rPr>
             <w:rFonts w:ascii="Arial" w:cs="Arial" w:eastAsia="Arial" w:hAnsi="Arial"/>
@@ -1964,7 +1964,7 @@
         </w:rPr>
         <w:t xml:space="preserve"> (</w:t>
       </w:r>
-      <w:hyperlink w:history="1" r:id="rIdmyvbq4vvrjfropexr-nht">
+      <w:hyperlink w:history="1" r:id="rIdrfft-25t1gtq59srqbyoe">
         <w:r>
           <w:rPr>
             <w:rFonts w:ascii="Arial" w:cs="Arial" w:eastAsia="Arial" w:hAnsi="Arial"/>
@@ -1984,7 +1984,7 @@
         </w:rPr>
         <w:t xml:space="preserve">). To view a copy of this license, visit </w:t>
       </w:r>
-      <w:hyperlink w:history="1" r:id="rId7pkt9jqblum3o1o-mgw8f">
+      <w:hyperlink w:history="1" r:id="rIdghsboqgkr9ayrv4szlqzm">
         <w:r>
           <w:rPr>
             <w:rFonts w:ascii="Arial" w:cs="Arial" w:eastAsia="Arial" w:hAnsi="Arial"/>

--- a/data/outputs/v2/Maths/SS4.2_Probability_I/Mathematics_Probability_I_SummaryTable.docx
+++ b/data/outputs/v2/Maths/SS4.2_Probability_I/Mathematics_Probability_I_SummaryTable.docx
@@ -777,7 +777,7 @@
                 <w:sz w:val="18"/>
                 <w:szCs w:val="18"/>
               </w:rPr>
-              <w:t xml:space="preserve">Students applied the P(E) formula to Mama Njeri's three-month notebook, calculating P(good day) = 27 ÷ 90 = 0.3. They explained that this means approximately 30% of days are 'good days' over many days of trading — not that any specific tomorrow is guaranteed. They connected the convergence pattern in their bottle-cap graph to why Mama Njeri's fraction of good days stabilised over three months even though individual days remained unpredictable, advancing the class's answer to the driving question.</w:t>
+              <w:t xml:space="preserve">Students applied the P(E) formula to Mama Njeri's three-month notebook, calculating P(good day) = 24 ÷ 60 = 0.4. They explained that this means approximately 40% of days are 'good days' over many days of trading — not that any specific tomorrow is guaranteed. They connected the convergence pattern in their bottle-cap graph to why Mama Njeri's fraction of good days stabilised over three months even though individual days remained unpredictable, advancing the class's answer to the driving question.</w:t>
             </w:r>
           </w:p>
         </w:tc>
@@ -1341,7 +1341,7 @@
                 <w:sz w:val="18"/>
                 <w:szCs w:val="18"/>
               </w:rPr>
-              <w:t xml:space="preserve">Students learned the Addition Law of Probability: P(A ∪ B) = P(A) + P(B) − P(A ∩ B), recognised that mutually exclusive events are the special case where P(A ∩ B) = 0 (reducing the law to the rule from Lesson 5), and applied the law to calculate that on approximately 60% of days, Mama Njeri can expect HIGH SALES or HEAVY RAIN (or both) — directly informing her daily mandazi production decision.</w:t>
+              <w:t xml:space="preserve">Students learned the Addition Law of Probability: P(A ∪ B) = P(A) + P(B) − P(A ∩ B), recognised that mutually exclusive events are the special case where P(A ∩ B) = 0 (reducing the law to the rule from Lesson 4), and applied the law to calculate that on approximately 60% of days, Mama Njeri can expect HIGH SALES or HEAVY RAIN (or both) — directly informing her daily mandazi production decision.</w:t>
             </w:r>
           </w:p>
         </w:tc>
@@ -1671,7 +1671,7 @@
                 <w:sz w:val="18"/>
                 <w:szCs w:val="18"/>
               </w:rPr>
-              <w:t xml:space="preserve">Students explained how Mama Njeri can use a two-day tree diagram to calculate the probability of two consecutive good days (P = 0.36), exactly one good day (P = 0.48), and two bad days (P = 0.16), and connected this to a concrete decision: because the most likely two-day outcome is exactly one good day (probability 0.48), Mama Njeri should plan her stock levels for a mix of good and bad days rather than assuming two good days in a row. Students also explained that tree diagrams make the multiplication rule for combined events visual and systematic, reducing errors in complex multi-stage calculations.</w:t>
+              <w:t xml:space="preserve">Students explained how Mama Njeri can use a two-day tree diagram to calculate the probability of two consecutive good days (P = 0.16), exactly one good day (P = 0.48), and two bad days (P = 0.36), and connected this to a concrete decision: because the most likely two-day outcome is exactly one good day (probability 0.48), Mama Njeri should plan her stock levels for a mix of good and bad days rather than assuming two good days in a row. Students also explained that tree diagrams make the multiplication rule for combined events visual and systematic, reducing errors in complex multi-stage calculations.</w:t>
             </w:r>
           </w:p>
         </w:tc>
@@ -1944,7 +1944,7 @@
         </w:rPr>
         <w:t xml:space="preserve">© 2026 SeaVuria and ARES. This work is licensed under a </w:t>
       </w:r>
-      <w:hyperlink w:history="1" r:id="rIdg8skdtkflibuffkbnadn1">
+      <w:hyperlink w:history="1" r:id="rIdtbenhwuksaxwdwmkvccfp">
         <w:r>
           <w:rPr>
             <w:rFonts w:ascii="Arial" w:cs="Arial" w:eastAsia="Arial" w:hAnsi="Arial"/>
@@ -1964,7 +1964,7 @@
         </w:rPr>
         <w:t xml:space="preserve"> (</w:t>
       </w:r>
-      <w:hyperlink w:history="1" r:id="rIdrfft-25t1gtq59srqbyoe">
+      <w:hyperlink w:history="1" r:id="rIdiy1zahf_ffsqu46bcaajl">
         <w:r>
           <w:rPr>
             <w:rFonts w:ascii="Arial" w:cs="Arial" w:eastAsia="Arial" w:hAnsi="Arial"/>
@@ -1984,7 +1984,7 @@
         </w:rPr>
         <w:t xml:space="preserve">). To view a copy of this license, visit </w:t>
       </w:r>
-      <w:hyperlink w:history="1" r:id="rIdghsboqgkr9ayrv4szlqzm">
+      <w:hyperlink w:history="1" r:id="rIdxrxr8fx4jdo41vzaaahwy">
         <w:r>
           <w:rPr>
             <w:rFonts w:ascii="Arial" w:cs="Arial" w:eastAsia="Arial" w:hAnsi="Arial"/>

--- a/data/outputs/v2/Maths/SS4.2_Probability_I/Mathematics_Probability_I_SummaryTable.docx
+++ b/data/outputs/v2/Maths/SS4.2_Probability_I/Mathematics_Probability_I_SummaryTable.docx
@@ -1944,7 +1944,7 @@
         </w:rPr>
         <w:t xml:space="preserve">© 2026 SeaVuria and ARES. This work is licensed under a </w:t>
       </w:r>
-      <w:hyperlink w:history="1" r:id="rIdtbenhwuksaxwdwmkvccfp">
+      <w:hyperlink w:history="1" r:id="rIdqiyqypsoxe7goa2mx02lo">
         <w:r>
           <w:rPr>
             <w:rFonts w:ascii="Arial" w:cs="Arial" w:eastAsia="Arial" w:hAnsi="Arial"/>
@@ -1964,7 +1964,7 @@
         </w:rPr>
         <w:t xml:space="preserve"> (</w:t>
       </w:r>
-      <w:hyperlink w:history="1" r:id="rIdiy1zahf_ffsqu46bcaajl">
+      <w:hyperlink w:history="1" r:id="rId1odqf3t2objjfsorkv6vf">
         <w:r>
           <w:rPr>
             <w:rFonts w:ascii="Arial" w:cs="Arial" w:eastAsia="Arial" w:hAnsi="Arial"/>
@@ -1984,7 +1984,7 @@
         </w:rPr>
         <w:t xml:space="preserve">). To view a copy of this license, visit </w:t>
       </w:r>
-      <w:hyperlink w:history="1" r:id="rIdxrxr8fx4jdo41vzaaahwy">
+      <w:hyperlink w:history="1" r:id="rIdlpzlf0pgnaw5dh8lppgzb">
         <w:r>
           <w:rPr>
             <w:rFonts w:ascii="Arial" w:cs="Arial" w:eastAsia="Arial" w:hAnsi="Arial"/>

--- a/data/outputs/v2/Maths/SS4.2_Probability_I/Mathematics_Probability_I_SummaryTable.docx
+++ b/data/outputs/v2/Maths/SS4.2_Probability_I/Mathematics_Probability_I_SummaryTable.docx
@@ -1944,7 +1944,7 @@
         </w:rPr>
         <w:t xml:space="preserve">© 2026 SeaVuria and ARES. This work is licensed under a </w:t>
       </w:r>
-      <w:hyperlink w:history="1" r:id="rIdqiyqypsoxe7goa2mx02lo">
+      <w:hyperlink w:history="1" r:id="rIdnznnfvvekaqpsipbgnvtf">
         <w:r>
           <w:rPr>
             <w:rFonts w:ascii="Arial" w:cs="Arial" w:eastAsia="Arial" w:hAnsi="Arial"/>
@@ -1964,7 +1964,7 @@
         </w:rPr>
         <w:t xml:space="preserve"> (</w:t>
       </w:r>
-      <w:hyperlink w:history="1" r:id="rId1odqf3t2objjfsorkv6vf">
+      <w:hyperlink w:history="1" r:id="rIdcq7cdafpne5vy3g0mrq8s">
         <w:r>
           <w:rPr>
             <w:rFonts w:ascii="Arial" w:cs="Arial" w:eastAsia="Arial" w:hAnsi="Arial"/>
@@ -1984,7 +1984,7 @@
         </w:rPr>
         <w:t xml:space="preserve">). To view a copy of this license, visit </w:t>
       </w:r>
-      <w:hyperlink w:history="1" r:id="rIdlpzlf0pgnaw5dh8lppgzb">
+      <w:hyperlink w:history="1" r:id="rIdkgtpgc8pwdzb89kwz6fvk">
         <w:r>
           <w:rPr>
             <w:rFonts w:ascii="Arial" w:cs="Arial" w:eastAsia="Arial" w:hAnsi="Arial"/>

--- a/data/outputs/v2/Maths/SS4.2_Probability_I/Mathematics_Probability_I_SummaryTable.docx
+++ b/data/outputs/v2/Maths/SS4.2_Probability_I/Mathematics_Probability_I_SummaryTable.docx
@@ -227,7 +227,7 @@
                 <w:sz w:val="18"/>
                 <w:szCs w:val="18"/>
               </w:rPr>
-              <w:t xml:space="preserve">DRIVING QUESTION: How can we use mathematics to measure and predict the likelihood of uncertain everyday events — like Mama Njeri's mandazi sales — so we can make smarter decisions even when we cannot be certain of the outcome?</w:t>
+              <w:t xml:space="preserve">DRIVING QUESTION: How is probability applied in real life situations?</w:t>
             </w:r>
           </w:p>
         </w:tc>
@@ -532,7 +532,7 @@
                 <w:sz w:val="18"/>
                 <w:szCs w:val="18"/>
               </w:rPr>
-              <w:t xml:space="preserve">The Mandazi Stall Mystery: Introducing Uncertainty and Experimental Probability</w:t>
+              <w:t xml:space="preserve">Experimental Probability I: Coin Tosses and the 70% Forecast</w:t>
             </w:r>
           </w:p>
         </w:tc>
@@ -564,7 +564,7 @@
                 <w:sz w:val="18"/>
                 <w:szCs w:val="18"/>
               </w:rPr>
-              <w:t xml:space="preserve">Students observed three parallel data sets — Mama Njeri's 60-day sales record, coin-flip results, and bottle-cap toss results — and plotted running relative frequencies for all three. They noticed that relative frequencies fluctuate early but appear to stabilise toward a consistent value as the number of trials increases.</w:t>
+              <w:t xml:space="preserve">We tossed a coin or bottle top 10 times in groups (Heads = rain, Tails = no rain) and recorded the results in a tally table, e.g. 6 heads and 4 tails. Different groups got different results. We also saw that Kericho had 14 rainy days out of 20 in past March records.</w:t>
             </w:r>
           </w:p>
         </w:tc>
@@ -596,7 +596,7 @@
                 <w:sz w:val="18"/>
                 <w:szCs w:val="18"/>
               </w:rPr>
-              <w:t xml:space="preserve">Students learned that probability is a mathematical measure of likelihood ranging from 0 (impossible) to 1 (certain); that a random experiment has an uncertain outcome and a defined sample space; that experimental probability is calculated as the number of times an event occurs divided by the total number of trials; and that experimental probability becomes more reliable (stabilises) as the number of trials increases.</w:t>
+              <w:t xml:space="preserve">Probability is a number from 0 (impossible) to 1 (certain) that tells us how likely an event is. Relative frequency (experimental probability) = number of times the event occurred / total number of trials, e.g. 6/10 = 0.6 and 14/20 = 0.7. A single trial cannot be predicted for certain.</w:t>
             </w:r>
           </w:p>
         </w:tc>
@@ -628,7 +628,7 @@
                 <w:sz w:val="18"/>
                 <w:szCs w:val="18"/>
               </w:rPr>
-              <w:t xml:space="preserve">Students explained the pattern in Mama Njeri's notebook and their own experiments using the concept of experimental probability. They described why individual days are unpredictable yet the fraction of good days stabilises over 60 days — because with more trials, random variation averages out and the relative frequency converges toward the true probability of a good day. This explains why keeping a longer notebook makes Mama Njeri's data more mathematically useful for planning.</w:t>
+              <w:t xml:space="preserve">A forecast of 70% chance of rain does not guarantee rain. It is a likelihood estimated from past records, meaning that about 7 out of every 10 similar days have rain. Wanjiru, Captain Otieno and Ms Achieng can use such numbers to make decisions, but we still need to find out how the numbers are worked out and combined.</w:t>
             </w:r>
           </w:p>
         </w:tc>
@@ -681,7 +681,7 @@
                 <w:sz w:val="18"/>
                 <w:szCs w:val="18"/>
               </w:rPr>
-              <w:t xml:space="preserve">Experimental Probability II: More Trials, More Patterns</w:t>
+              <w:t xml:space="preserve">Experimental Probability II: More Trials, Pooled Data and the Kericho Records</w:t>
             </w:r>
           </w:p>
         </w:tc>
@@ -713,7 +713,7 @@
                 <w:sz w:val="18"/>
                 <w:szCs w:val="18"/>
               </w:rPr>
-              <w:t xml:space="preserve">Students pooled all Lesson 1 bottle-cap flip data (approx. 900 total trials) onto a shared class tally chart and constructed a live cumulative relative-frequency graph on the board, plotting how the fraction of 'cap-up' results changed as more trials were added. They also plotted coin-flip data on the same graph for comparison, producing two visible convergence lines: bottle-cap settling near 0.3 and coin settling near 0.5.</w:t>
+              <w:t xml:space="preserve">We pooled results from 8 groups (80 tosses, 42 heads and 38 tails) and watched the running relative frequency of heads change: 10 tosses, 0.6; 20 tosses, 0.55; 40 tosses, 0.55; 80 tosses, 0.525. The Kericho March record showed rain on 14 days out of 20, so 14/20 = 0.7.</w:t>
             </w:r>
           </w:p>
         </w:tc>
@@ -745,7 +745,7 @@
                 <w:sz w:val="18"/>
                 <w:szCs w:val="18"/>
               </w:rPr>
-              <w:t xml:space="preserve">Students formally learned that experimental probability is defined as P(E) = number of favourable outcomes ÷ total number of trials. They learned that relative frequency converges toward a stable value as the number of trials increases (the Law of Large Numbers at an intuitive level), that equally likely outcomes (fair coin, P = 0.5) differ from unequally likely outcomes (bottle-cap, P ≈ 0.3), and that larger samples produce more reliable probability estimates.</w:t>
+              <w:t xml:space="preserve">Relative frequency = number of times the event occurred / total number of trials. As the number of trials increases, relative frequency becomes steadier and gives a better estimate of probability. Pooled data and long records (like Kericho) give more reliable estimates than small samples.</w:t>
             </w:r>
           </w:p>
         </w:tc>
@@ -777,7 +777,7 @@
                 <w:sz w:val="18"/>
                 <w:szCs w:val="18"/>
               </w:rPr>
-              <w:t xml:space="preserve">Students applied the P(E) formula to Mama Njeri's three-month notebook, calculating P(good day) = 24 ÷ 60 = 0.4. They explained that this means approximately 40% of days are 'good days' over many days of trading — not that any specific tomorrow is guaranteed. They connected the convergence pattern in their bottle-cap graph to why Mama Njeri's fraction of good days stabilised over three months even though individual days remained unpredictable, advancing the class's answer to the driving question.</w:t>
+              <w:t xml:space="preserve">A forecast of 70% chance of rain is based on a long record of similar days (about 7 in every 10 had rain), so it is a trustworthy estimate. It does not guarantee rain on one day, but it helps Wanjiru, Captain Otieno and the county office make sensible decisions over many days.</w:t>
             </w:r>
           </w:p>
         </w:tc>
@@ -830,7 +830,7 @@
                 <w:sz w:val="18"/>
                 <w:szCs w:val="18"/>
               </w:rPr>
-              <w:t xml:space="preserve">Probability Space: Sample Spaces and Theoretical Probability</w:t>
+              <w:t xml:space="preserve">Probability Space I: Listing Sample Spaces and Defining Events</w:t>
             </w:r>
           </w:p>
         </w:tc>
@@ -862,7 +862,7 @@
                 <w:sz w:val="18"/>
                 <w:szCs w:val="18"/>
               </w:rPr>
-              <w:t xml:space="preserve">We observed that when we list all outcomes of an experiment systematically — using a list, a two-way table, or a grid — we always get the same total count of outcomes regardless of representation. We also observed that the theoretical probability of getting heads on a fair coin (0.5) matched the value our experimental relative frequency was converging toward in Lesson 2.</w:t>
+              <w:t xml:space="preserve">What we observed: In our coin, two-coin and die activities, we saw these outcomes: one coin {H, T}; two coins {HH, HT, TH, TT} (HT and TH are different); die {1, 2, 3, 4, 5, 6}. A weather day on the KMD card has three states: rain, storm, dry.</w:t>
             </w:r>
           </w:p>
         </w:tc>
@@ -894,7 +894,7 @@
                 <w:sz w:val="18"/>
                 <w:szCs w:val="18"/>
               </w:rPr>
-              <w:t xml:space="preserve">We learned that the sample space is the set of all possible outcomes of an experiment, that theoretical probability P(E) equals the number of favourable outcomes divided by the total number of outcomes in the sample space, and that probability is always between 0 and 1 inclusive. We learned that combined events such as tossing two coins require organised tools like two-way tables to avoid missing or repeating outcomes.</w:t>
+              <w:t xml:space="preserve">What we learned: A sample space S is the complete list of all possible outcomes of a random experiment. An event is a subset of S, for example 'even number' = {2, 4, 6}, and 'rain, as the farmer sees it' = {rain, storm}. An event can have one outcome, several outcomes or all outcomes of S.</w:t>
             </w:r>
           </w:p>
         </w:tc>
@@ -926,7 +926,7 @@
                 <w:sz w:val="18"/>
                 <w:szCs w:val="18"/>
               </w:rPr>
-              <w:t xml:space="preserve">The stabilisation of relative frequency in Lessons 1 and 2 is explained by theoretical probability: as the number of trials grows, the experimental proportion gets closer to the true fraction of favourable outcomes within the sample space. Mama Njeri experiences predictable long-run patterns precisely because there is an underlying probability space governing her sales outcomes, even though individual days remain uncertain.</w:t>
+              <w:t xml:space="preserve">How this helps explain the phenomenon: Before KMD can say '70% chance of rain', it must list all possible day states S = {rain, storm, dry} and decide which outcomes make up the event. Wanjiru, Captain Otieno and Ms Achieng each care about a different event within the same sample space. We still need to find how likely each outcome is (Lesson 4).</w:t>
             </w:r>
           </w:p>
         </w:tc>
@@ -979,7 +979,7 @@
                 <w:sz w:val="18"/>
                 <w:szCs w:val="18"/>
               </w:rPr>
-              <w:t xml:space="preserve">Mutually Exclusive Events: When Two Things Cannot Happen at Once</w:t>
+              <w:t xml:space="preserve">Probability Space II: Theoretical Probability and Why It Differs from What We Observe</w:t>
             </w:r>
           </w:p>
         </w:tc>
@@ -1011,7 +1011,7 @@
                 <w:sz w:val="18"/>
                 <w:szCs w:val="18"/>
               </w:rPr>
-              <w:t xml:space="preserve">Learners sorted event-pair cards from Mama Njeri's market and Kenyan daily life into 'can happen at the same time' vs. 'cannot happen at the same time,' then physically placed outcome cards onto large Venn diagram templates to see which pairs produce an empty intersection.</w:t>
+              <w:t xml:space="preserve">We observed that our class pooled coin result (42/80 = 0.525) and our die results were close to, but not exactly equal to, the theoretical values of 0.5 for a fair coin and 1/2 for P(even) on a die. We also saw that the weather states cannot be counted as equally likely, since P(rain only) = 0.6, P(storm) = 0.1 and P(dry) = 0.3 add up to 1.0.</w:t>
             </w:r>
           </w:p>
         </w:tc>
@@ -1043,7 +1043,7 @@
                 <w:sz w:val="18"/>
                 <w:szCs w:val="18"/>
               </w:rPr>
-              <w:t xml:space="preserve">Two events are mutually exclusive if they cannot both occur in the same trial — their intersection is empty (A ∩ B = ∅, P(A ∩ B) = 0). For mutually exclusive events, P(A ∪ B) = P(A) + P(B). Mama Njeri's 'sold out' and 'half unsold' outcomes are mutually exclusive, so their probabilities can be added directly.</w:t>
+              <w:t xml:space="preserve">We learned that theoretical probability = favourable outcomes / total equally likely outcomes, and that experimental probability = relative frequency from trials or records. The two usually differ a little because of chance variation, and the difference tends to shrink as the number of trials grows.</w:t>
             </w:r>
           </w:p>
         </w:tc>
@@ -1075,7 +1075,7 @@
                 <w:sz w:val="18"/>
                 <w:szCs w:val="18"/>
               </w:rPr>
-              <w:t xml:space="preserve">Learners formalised the addition rule through a guided class discussion anchored in Mama Njeri's sales data, practised with tiered problems from Kenyan market, sports, and weather contexts, and updated their cumulative probability models with a specific quantitative recommendation for Mama Njeri's daily stocking decision.</w:t>
+              <w:t xml:space="preserve">A forecast of 70% rain does not guarantee rain because probabilities describe the long run, not one day. For weather, the numbers come from records such as Kericho's 14 rainy days out of 20 and from models, because rain, storm and dry are not equally likely, so Wanjiru, Captain Otieno and Ms Achieng can trust the numbers even though a single day may turn out differently.</w:t>
             </w:r>
           </w:p>
         </w:tc>
@@ -1128,7 +1128,7 @@
                 <w:sz w:val="18"/>
                 <w:szCs w:val="18"/>
               </w:rPr>
-              <w:t xml:space="preserve">Independent Events: Does One Outcome Affect the Next?</w:t>
+              <w:t xml:space="preserve">Mutually Exclusive and Independent Events: Can Rain and Sunshine Happen Together?</w:t>
             </w:r>
           </w:p>
         </w:tc>
@@ -1160,7 +1160,7 @@
                 <w:sz w:val="18"/>
                 <w:szCs w:val="18"/>
               </w:rPr>
-              <w:t xml:space="preserve">Students tossed two coins simultaneously 40 times per group and recorded outcomes (HH, HT, TH, TT), then analysed printed Eldoret seed germination data cards showing whether paired seeds germinated. They tallied joint frequencies and computed observed relative frequencies for each outcome across both activities.</w:t>
+              <w:t xml:space="preserve">What did you observe? For rain and dry on the same day, did any outcome appear in both events? For rain on Monday and rain on Tuesday (and for the first and second coin toss), did the chance of the second change after the first? For die even and coin Heads, and for die even and die shows 2, what did you find?</w:t>
             </w:r>
           </w:p>
         </w:tc>
@@ -1192,7 +1192,7 @@
                 <w:sz w:val="18"/>
                 <w:szCs w:val="18"/>
               </w:rPr>
-              <w:t xml:space="preserve">Students learned that two events are independent if the occurrence of one does not affect the probability of the other, formally defined as P(A ∩ B) = P(A) × P(B). They verified this rule against their coin-toss and seed germination data. They also learned that independent events and mutually exclusive events are distinct concepts — mutually exclusive events cannot both occur, while independent events can both occur but do not influence each other.</w:t>
+              <w:t xml:space="preserve">What did you learn? Mutually exclusive events cannot happen together, so P(A and B) = 0. Independent events do not change each other's chance. Some pairs are neither. These are two different questions.</w:t>
             </w:r>
           </w:p>
         </w:tc>
@@ -1224,7 +1224,7 @@
                 <w:sz w:val="18"/>
                 <w:szCs w:val="18"/>
               </w:rPr>
-              <w:t xml:space="preserve">Students explained why Mama Njeri's daily mandazi sales appear to behave as independent events — yesterday's outcome does not change the probability of today's outcome. Using the multiplication rule and relative frequency data from Lesson 4, they calculated the probability of two consecutive good sales days, and revised their cumulative probability models to reflect this understanding. They wrote a two-sentence evidence-based advice note to Mama Njeri applying the concept of independence to her daily production planning.</w:t>
+              <w:t xml:space="preserve">How does this help explain the 70% forecast puzzle? Explain why Wanjiru, Captain Otieno and Ms Achieng must first decide whether events are mutually exclusive, independent or neither before combining probabilities such as P(rain only) = 0.6, P(storm) = 0.1 and P(dry) = 0.3, or rain on two days.</w:t>
             </w:r>
           </w:p>
         </w:tc>
@@ -1277,7 +1277,7 @@
                 <w:sz w:val="18"/>
                 <w:szCs w:val="18"/>
               </w:rPr>
-              <w:t xml:space="preserve">The Addition Law of Probability — Overlapping Events in Mama Njeri's World</w:t>
+              <w:t xml:space="preserve">Laws of Probability I: The Addition Law and the Complement Rule</w:t>
             </w:r>
           </w:p>
         </w:tc>
@@ -1309,7 +1309,7 @@
                 <w:sz w:val="18"/>
                 <w:szCs w:val="18"/>
               </w:rPr>
-              <w:t xml:space="preserve">Students sorted Nakuru weather and sales data cards into four Venn diagram regions (HIGH SALES only, HEAVY RAIN only, BOTH, NEITHER) and counted n(H ∪ R) = 12 out of 20 days, observing that simply adding n(H) + n(R) = 15 overcounts by exactly the 3 days in the intersection.</w:t>
+              <w:t xml:space="preserve">We observed that on the grid of 100 similar March days in Kericho, 60 days were rain only, 10 were storm and 30 were dry; the days that were 'rain only or storm' numbered 70, the days that were 'storm or dry' numbered 40, and the days with no rain numbered 30. No day was counted in two states at once.</w:t>
             </w:r>
           </w:p>
         </w:tc>
@@ -1341,7 +1341,7 @@
                 <w:sz w:val="18"/>
                 <w:szCs w:val="18"/>
               </w:rPr>
-              <w:t xml:space="preserve">Students learned the Addition Law of Probability: P(A ∪ B) = P(A) + P(B) − P(A ∩ B), recognised that mutually exclusive events are the special case where P(A ∩ B) = 0 (reducing the law to the rule from Lesson 4), and applied the law to calculate that on approximately 60% of days, Mama Njeri can expect HIGH SALES or HEAVY RAIN (or both) — directly informing her daily mandazi production decision.</w:t>
+              <w:t xml:space="preserve">We learned that for mutually exclusive events, P(A or B) = P(A) + P(B), and that P(not A) = 1 - P(A). So P(rain only or storm) = 0.6 + 0.1 = 0.7, P(storm or dry) = 0.1 + 0.3 = 0.4, and P(no rain) = 1 - 0.7 = 0.3.</w:t>
             </w:r>
           </w:p>
         </w:tc>
@@ -1373,7 +1373,7 @@
                 <w:sz w:val="18"/>
                 <w:szCs w:val="18"/>
               </w:rPr>
-              <w:t xml:space="preserve">The double-counting problem explains why we must subtract P(A ∩ B): days that belong to BOTH events are included once in P(A) and once in P(B), so adding them directly inflates the probability. The Venn diagram makes this visible — the intersection region is counted in both circles, and subtracting it once gives the true count of days in the union. This is why Mama Njeri cannot simply add separate probabilities when events overlap in her real sales world.</w:t>
+              <w:t xml:space="preserve">This helps explain the forecast because the 70% chance of rain is made up of rain only (0.6) and storm (0.1), and the 30% chance of no rain is what remains. Farmer Wanjiru, Captain Otieno and the county office can use these numbers to compare the chances with their cost of being wrong, even though the forecast does not guarantee what will happen on one day.</w:t>
             </w:r>
           </w:p>
         </w:tc>
@@ -1426,7 +1426,7 @@
                 <w:sz w:val="18"/>
                 <w:szCs w:val="18"/>
               </w:rPr>
-              <w:t xml:space="preserve">Multiplication Law of Probability: Independent and Dependent Events</w:t>
+              <w:t xml:space="preserve">Laws of Probability II: The Multiplication Law and Two Rainy Days</w:t>
             </w:r>
           </w:p>
         </w:tc>
@@ -1458,7 +1458,7 @@
                 <w:sz w:val="18"/>
                 <w:szCs w:val="18"/>
               </w:rPr>
-              <w:t xml:space="preserve">Students observed (via tree diagram construction) that when maize seeds are drawn without replacement, the denominator of the second branch CHANGES to reflect the reduced sample space — the two events are LINKED. In contrast, when flipping a coin twice, the second branch denominators remain unchanged — the events are INDEPENDENT. Students observed that pathway probabilities on a tree diagram are calculated by multiplying the fractions along each branch, and that all pathway probabilities sum to 1.</w:t>
+              <w:t xml:space="preserve">We tossed a coin and rolled a die together and recorded how often we got a head and an even number. We also wrote the four outcomes for two days of weather (RR, RN, NR, NN) with P(R) = 0.7 and P(N) = 0.3 each day.</w:t>
             </w:r>
           </w:p>
         </w:tc>
@@ -1490,7 +1490,7 @@
                 <w:sz w:val="18"/>
                 <w:szCs w:val="18"/>
               </w:rPr>
-              <w:t xml:space="preserve">Students learned that: (1) When two events are INDEPENDENT, P(A ∩ B) = P(A) × P(B); (2) When two events are DEPENDENT (such as drawing without replacement), P(A ∩ B) = P(A) × P(B|A), where P(B|A) reads as 'the probability of B given that A has already occurred'; (3) The key question for determining which formula to use is: 'Does the outcome of the first event change the sample space for the second event?'; (4) For the maize seed scenario (3 germinating, 2 not, from 5), P(both germinate) = 3/5 × 2/4 = 6/20 = 3/10.</w:t>
+              <w:t xml:space="preserve">For independent events, P(A and B) = P(A) x P(B). The chance of rain on both days is 0.7 x 0.7 = 0.49 and the chance of no rain on both days is 0.3 x 0.3 = 0.09. The chance of both events is smaller than the chance of either one alone.</w:t>
             </w:r>
           </w:p>
         </w:tc>
@@ -1522,7 +1522,7 @@
                 <w:sz w:val="18"/>
                 <w:szCs w:val="18"/>
               </w:rPr>
-              <w:t xml:space="preserve">Students explained (and can now use to advise Mama Njeri) that: mathematics can calculate the probability of TWO uncertain events BOTH occurring, by multiplying their individual probabilities — but only if you carefully check whether the events affect each other. This is more powerful than single-event probability because Mama Njeri's real business decisions often depend on MULTIPLE things going right at the same time (e.g., good customer turnout AND quality flour supply). The multiplication law gives her — and us — a precise mathematical tool to quantify those compound uncertainties, moving us closer to answering the driving question of how mathematics can support smarter decisions even when no outcome is certain.</w:t>
+              <w:t xml:space="preserve">Wanjiru Chebet can use the multiplication law to turn the KMD one-day forecast of 0.7 into a two-day chance of 0.49. This is not a guarantee, but it tells her that about 49 out of every 100 such pairs of days have rain on both days, which helps her decide whether to plant, wait or irrigate.</w:t>
             </w:r>
           </w:p>
         </w:tc>
@@ -1575,7 +1575,7 @@
                 <w:sz w:val="18"/>
                 <w:szCs w:val="18"/>
               </w:rPr>
-              <w:t xml:space="preserve">Probability Tree Diagrams: Mapping Sequential Outcomes</w:t>
+              <w:t xml:space="preserve">Probability Tree Diagrams: Mapping Two Days of Weather</w:t>
             </w:r>
           </w:p>
         </w:tc>
@@ -1607,7 +1607,7 @@
                 <w:sz w:val="18"/>
                 <w:szCs w:val="18"/>
               </w:rPr>
-              <w:t xml:space="preserve">Students observed the teacher live-construct a two-stage probability tree diagram for Mama Njeri's consecutive good/bad day scenario, watching how probabilities are written on branches, how terminal path probabilities are found by multiplying along each branch-path, and how the probabilities of multi-path events are found by adding across relevant paths. Students also observed that all terminal path probabilities in the complete tree sum to 1.</w:t>
+              <w:t xml:space="preserve">We drew a two-day tree for rain (R, 0.7) and no rain (N, 0.3) and found the four outcomes RR, RN, NR, NN. Multiplying along the branches gave 0.49, 0.21, 0.21 and 0.09, and these add to 1.00.</w:t>
             </w:r>
           </w:p>
         </w:tc>
@@ -1639,7 +1639,7 @@
                 <w:sz w:val="18"/>
                 <w:szCs w:val="18"/>
               </w:rPr>
-              <w:t xml:space="preserve">Students learned that a probability tree diagram is a visual tool for systematically mapping all possible outcomes of a sequential (multi-stage) experiment; that the probability of a specific path through the tree equals the product of all branch probabilities along that path; that the probability of an event occurring via more than one path equals the sum of those path probabilities; and that this tool applies to both independent events (e.g., Mama Njeri's consecutive days, Kiambu seed germination) and dependent events with conditional branch probabilities (e.g., Kamau's matatu route and arrival time).</w:t>
+              <w:t xml:space="preserve">A tree diagram shows all outcomes of combined events. We multiply along branches (multiplication law) and add the outcomes that make an event (addition law). Exactly one rainy day = 0.21 + 0.21 = 0.42, and at least one rainy day = 0.49 + 0.21 + 0.21 = 0.91, which equals 1 - 0.09.</w:t>
             </w:r>
           </w:p>
         </w:tc>
@@ -1671,7 +1671,7 @@
                 <w:sz w:val="18"/>
                 <w:szCs w:val="18"/>
               </w:rPr>
-              <w:t xml:space="preserve">Students explained how Mama Njeri can use a two-day tree diagram to calculate the probability of two consecutive good days (P = 0.16), exactly one good day (P = 0.48), and two bad days (P = 0.36), and connected this to a concrete decision: because the most likely two-day outcome is exactly one good day (probability 0.48), Mama Njeri should plan her stock levels for a mix of good and bad days rather than assuming two good days in a row. Students also explained that tree diagrams make the multiplication rule for combined events visual and systematic, reducing errors in complex multi-stage calculations.</w:t>
+              <w:t xml:space="preserve">Even though the forecast for one day is 0.7, the chance of at least one rainy day in two is higher, 0.91, because there are more ways to get rain. The tree lets Wanjiru, Captain Otieno and the county office combine probabilities, but the results are long-run chances, so a single pair of days can still be dry, with probability 0.09.</w:t>
             </w:r>
           </w:p>
         </w:tc>
@@ -1724,7 +1724,7 @@
                 <w:sz w:val="18"/>
                 <w:szCs w:val="18"/>
               </w:rPr>
-              <w:t xml:space="preserve">Synthesis &amp; Unit Assessment: Helping Mama Njeri</w:t>
+              <w:t xml:space="preserve">Applying probability to real decisions: advising the farmer, the pilot and the county office</w:t>
             </w:r>
           </w:p>
         </w:tc>
@@ -1756,7 +1756,7 @@
                 <w:sz w:val="18"/>
                 <w:szCs w:val="18"/>
               </w:rPr>
-              <w:t xml:space="preserve">Students examined Mama Njeri's complete 60-day sales frequency table and noticed that roughly 40% of days resulted in sales of ≥80% of stock, while the proportion of very poor days (less than 60% sold) was consistently small — a pattern that held even as individual daily outcomes varied widely.</w:t>
+              <w:t xml:space="preserve">We observed that the forecast of 70% rain in Kericho matches the past record of 14 rainy days out of 20 (14/20 = 0.7), that the day states have probabilities rain only 0.6, storm 0.1 and dry 0.3 (sum 1.0), and that the two-day tree gives RR 0.49, RN 0.21, NR 0.21, NN 0.09 (total 1.00), with at least one rainy day 0.91 and exactly one 0.42. Comparing these with the class thresholds led to different decisions for Wanjiru, Captain Otieno and Ms Achieng.</w:t>
             </w:r>
           </w:p>
         </w:tc>
@@ -1788,7 +1788,7 @@
                 <w:sz w:val="18"/>
                 <w:szCs w:val="18"/>
               </w:rPr>
-              <w:t xml:space="preserve">Students applied the full probability toolkit: computing experimental probabilities from frequency data, constructing the sample space for a day's sales outcomes, classifying events on the 0-to-1 scale, using the Addition Law P(A∪B) = P(A)+P(B)−P(A∩B) for non-mutually-exclusive events, applying the Multiplication Law for independent consecutive days, and building a two-day tree diagram — all synthesised into a justified recommendation for Mama Njeri's optimal daily batch size.</w:t>
+              <w:t xml:space="preserve">We learned that probability is a number from 0 to 1 that measures how likely an event is. It can be estimated from relative frequency or found by theoretical probability. We learned to list sample spaces, to use the addition law for mutually exclusive events, the multiplication law for independent events, the complement rule and tree diagrams. We also learned to compare probabilities with a decision threshold and with the cost of being wrong.</w:t>
             </w:r>
           </w:p>
         </w:tc>
@@ -1820,7 +1820,7 @@
                 <w:sz w:val="18"/>
                 <w:szCs w:val="18"/>
               </w:rPr>
-              <w:t xml:space="preserve">The fraction of 'good days' stabilises over time because, although each individual day's sales outcome is uncertain (a random experiment), the relative frequency of favourable outcomes converges toward the true probability as the number of trials increases — this is the Law of Large Numbers. Probability does not eliminate uncertainty for any single day, but it gives Mama Njeri a mathematically grounded strategy: by frying a batch size calibrated to her experimental probability of high sales, she minimises expected losses across many days, even though she can never be certain about tomorrow.</w:t>
+              <w:t xml:space="preserve">A forecast of 70% chance of rain does not guarantee rain. It means that in a long run of similar days about 7 out of every 10 have rain, worked out from past records and models. Because these numbers come from many past trials, Wanjiru can prepare to plant and keep irrigation as backup, Captain Otieno can plan for a possible 10% storm and check again before take-off, and the county office can prepare drainage and warn residents. A decision based on probability may be unlucky on one day, but it is the best choice over many days. This is how probability is applied in real life situations.</w:t>
             </w:r>
           </w:p>
         </w:tc>
@@ -1944,7 +1944,7 @@
         </w:rPr>
         <w:t xml:space="preserve">© 2026 SeaVuria and ARES. This work is licensed under a </w:t>
       </w:r>
-      <w:hyperlink w:history="1" r:id="rIdnznnfvvekaqpsipbgnvtf">
+      <w:hyperlink w:history="1" r:id="rIdjzaq9cxbde4j84cbthew_">
         <w:r>
           <w:rPr>
             <w:rFonts w:ascii="Arial" w:cs="Arial" w:eastAsia="Arial" w:hAnsi="Arial"/>
@@ -1964,7 +1964,7 @@
         </w:rPr>
         <w:t xml:space="preserve"> (</w:t>
       </w:r>
-      <w:hyperlink w:history="1" r:id="rIdcq7cdafpne5vy3g0mrq8s">
+      <w:hyperlink w:history="1" r:id="rIdl-rxqao4ctxclcaf3yhw3">
         <w:r>
           <w:rPr>
             <w:rFonts w:ascii="Arial" w:cs="Arial" w:eastAsia="Arial" w:hAnsi="Arial"/>
@@ -1984,7 +1984,7 @@
         </w:rPr>
         <w:t xml:space="preserve">). To view a copy of this license, visit </w:t>
       </w:r>
-      <w:hyperlink w:history="1" r:id="rIdkgtpgc8pwdzb89kwz6fvk">
+      <w:hyperlink w:history="1" r:id="rIdu5kjokurex-wfedjllzgf">
         <w:r>
           <w:rPr>
             <w:rFonts w:ascii="Arial" w:cs="Arial" w:eastAsia="Arial" w:hAnsi="Arial"/>

--- a/data/outputs/v2/Maths/SS4.2_Probability_I/Mathematics_Probability_I_SummaryTable.docx
+++ b/data/outputs/v2/Maths/SS4.2_Probability_I/Mathematics_Probability_I_SummaryTable.docx
@@ -4,6 +4,7 @@
   <w:body>
     <w:p>
       <w:pPr>
+        <w:keepNext w:val="false"/>
         <w:spacing w:after="30" w:before="0"/>
         <w:jc w:val="center"/>
       </w:pPr>
@@ -23,6 +24,7 @@
     </w:p>
     <w:p>
       <w:pPr>
+        <w:keepNext w:val="false"/>
         <w:spacing w:after="60" w:before="0"/>
         <w:jc w:val="center"/>
       </w:pPr>
@@ -81,6 +83,7 @@
           </w:tcPr>
           <w:p>
             <w:pPr>
+              <w:keepNext w:val="false"/>
               <w:spacing w:after="40" w:before="0"/>
               <w:jc w:val="center"/>
             </w:pPr>
@@ -115,6 +118,7 @@
           </w:tcPr>
           <w:p>
             <w:pPr>
+              <w:keepNext w:val="false"/>
               <w:spacing w:after="40" w:before="0"/>
               <w:jc w:val="left"/>
             </w:pPr>
@@ -147,6 +151,7 @@
           </w:tcPr>
           <w:p>
             <w:pPr>
+              <w:keepNext w:val="false"/>
               <w:spacing w:after="40" w:before="0"/>
               <w:jc w:val="left"/>
             </w:pPr>
@@ -181,6 +186,7 @@
           </w:tcPr>
           <w:p>
             <w:pPr>
+              <w:keepNext w:val="false"/>
               <w:spacing w:after="40" w:before="0"/>
               <w:jc w:val="left"/>
             </w:pPr>
@@ -213,6 +219,7 @@
           </w:tcPr>
           <w:p>
             <w:pPr>
+              <w:keepNext w:val="false"/>
               <w:spacing w:after="40" w:before="0"/>
               <w:jc w:val="left"/>
             </w:pPr>
@@ -273,6 +280,7 @@
           </w:tcPr>
           <w:p>
             <w:pPr>
+              <w:keepNext w:val="false"/>
               <w:spacing w:after="40" w:before="0"/>
               <w:jc w:val="center"/>
             </w:pPr>
@@ -307,6 +315,7 @@
           </w:tcPr>
           <w:p>
             <w:pPr>
+              <w:keepNext w:val="false"/>
               <w:spacing w:after="40" w:before="0"/>
               <w:jc w:val="left"/>
             </w:pPr>
@@ -369,6 +378,7 @@
           </w:tcPr>
           <w:p>
             <w:pPr>
+              <w:keepNext w:val="false"/>
               <w:spacing w:after="40" w:before="0"/>
               <w:jc w:val="left"/>
             </w:pPr>
@@ -401,6 +411,7 @@
           </w:tcPr>
           <w:p>
             <w:pPr>
+              <w:keepNext w:val="false"/>
               <w:spacing w:after="40" w:before="0"/>
               <w:jc w:val="left"/>
             </w:pPr>
@@ -433,6 +444,7 @@
           </w:tcPr>
           <w:p>
             <w:pPr>
+              <w:keepNext w:val="false"/>
               <w:spacing w:after="40" w:before="0"/>
               <w:jc w:val="left"/>
             </w:pPr>
@@ -465,6 +477,7 @@
           </w:tcPr>
           <w:p>
             <w:pPr>
+              <w:keepNext w:val="false"/>
               <w:spacing w:after="40" w:before="0"/>
               <w:jc w:val="left"/>
             </w:pPr>
@@ -499,6 +512,7 @@
           </w:tcPr>
           <w:p>
             <w:pPr>
+              <w:keepNext w:val="false"/>
               <w:spacing w:after="40" w:before="0"/>
               <w:jc w:val="left"/>
             </w:pPr>
@@ -518,6 +532,7 @@
           </w:p>
           <w:p>
             <w:pPr>
+              <w:keepNext w:val="false"/>
               <w:spacing w:after="40" w:before="0"/>
               <w:jc w:val="left"/>
             </w:pPr>
@@ -550,6 +565,7 @@
           </w:tcPr>
           <w:p>
             <w:pPr>
+              <w:keepNext w:val="false"/>
               <w:spacing w:after="40" w:before="0"/>
               <w:jc w:val="left"/>
             </w:pPr>
@@ -582,6 +598,7 @@
           </w:tcPr>
           <w:p>
             <w:pPr>
+              <w:keepNext w:val="false"/>
               <w:spacing w:after="40" w:before="0"/>
               <w:jc w:val="left"/>
             </w:pPr>
@@ -614,6 +631,7 @@
           </w:tcPr>
           <w:p>
             <w:pPr>
+              <w:keepNext w:val="false"/>
               <w:spacing w:after="40" w:before="0"/>
               <w:jc w:val="left"/>
             </w:pPr>
@@ -648,6 +666,7 @@
           </w:tcPr>
           <w:p>
             <w:pPr>
+              <w:keepNext w:val="false"/>
               <w:spacing w:after="40" w:before="0"/>
               <w:jc w:val="left"/>
             </w:pPr>
@@ -667,6 +686,7 @@
           </w:p>
           <w:p>
             <w:pPr>
+              <w:keepNext w:val="false"/>
               <w:spacing w:after="40" w:before="0"/>
               <w:jc w:val="left"/>
             </w:pPr>
@@ -699,6 +719,7 @@
           </w:tcPr>
           <w:p>
             <w:pPr>
+              <w:keepNext w:val="false"/>
               <w:spacing w:after="40" w:before="0"/>
               <w:jc w:val="left"/>
             </w:pPr>
@@ -731,6 +752,7 @@
           </w:tcPr>
           <w:p>
             <w:pPr>
+              <w:keepNext w:val="false"/>
               <w:spacing w:after="40" w:before="0"/>
               <w:jc w:val="left"/>
             </w:pPr>
@@ -763,6 +785,7 @@
           </w:tcPr>
           <w:p>
             <w:pPr>
+              <w:keepNext w:val="false"/>
               <w:spacing w:after="40" w:before="0"/>
               <w:jc w:val="left"/>
             </w:pPr>
@@ -797,6 +820,7 @@
           </w:tcPr>
           <w:p>
             <w:pPr>
+              <w:keepNext w:val="false"/>
               <w:spacing w:after="40" w:before="0"/>
               <w:jc w:val="left"/>
             </w:pPr>
@@ -816,6 +840,7 @@
           </w:p>
           <w:p>
             <w:pPr>
+              <w:keepNext w:val="false"/>
               <w:spacing w:after="40" w:before="0"/>
               <w:jc w:val="left"/>
             </w:pPr>
@@ -848,6 +873,7 @@
           </w:tcPr>
           <w:p>
             <w:pPr>
+              <w:keepNext w:val="false"/>
               <w:spacing w:after="40" w:before="0"/>
               <w:jc w:val="left"/>
             </w:pPr>
@@ -880,6 +906,7 @@
           </w:tcPr>
           <w:p>
             <w:pPr>
+              <w:keepNext w:val="false"/>
               <w:spacing w:after="40" w:before="0"/>
               <w:jc w:val="left"/>
             </w:pPr>
@@ -912,6 +939,7 @@
           </w:tcPr>
           <w:p>
             <w:pPr>
+              <w:keepNext w:val="false"/>
               <w:spacing w:after="40" w:before="0"/>
               <w:jc w:val="left"/>
             </w:pPr>
@@ -946,6 +974,7 @@
           </w:tcPr>
           <w:p>
             <w:pPr>
+              <w:keepNext w:val="false"/>
               <w:spacing w:after="40" w:before="0"/>
               <w:jc w:val="left"/>
             </w:pPr>
@@ -965,6 +994,7 @@
           </w:p>
           <w:p>
             <w:pPr>
+              <w:keepNext w:val="false"/>
               <w:spacing w:after="40" w:before="0"/>
               <w:jc w:val="left"/>
             </w:pPr>
@@ -997,6 +1027,7 @@
           </w:tcPr>
           <w:p>
             <w:pPr>
+              <w:keepNext w:val="false"/>
               <w:spacing w:after="40" w:before="0"/>
               <w:jc w:val="left"/>
             </w:pPr>
@@ -1029,6 +1060,7 @@
           </w:tcPr>
           <w:p>
             <w:pPr>
+              <w:keepNext w:val="false"/>
               <w:spacing w:after="40" w:before="0"/>
               <w:jc w:val="left"/>
             </w:pPr>
@@ -1061,6 +1093,7 @@
           </w:tcPr>
           <w:p>
             <w:pPr>
+              <w:keepNext w:val="false"/>
               <w:spacing w:after="40" w:before="0"/>
               <w:jc w:val="left"/>
             </w:pPr>
@@ -1095,6 +1128,7 @@
           </w:tcPr>
           <w:p>
             <w:pPr>
+              <w:keepNext w:val="false"/>
               <w:spacing w:after="40" w:before="0"/>
               <w:jc w:val="left"/>
             </w:pPr>
@@ -1114,6 +1148,7 @@
           </w:p>
           <w:p>
             <w:pPr>
+              <w:keepNext w:val="false"/>
               <w:spacing w:after="40" w:before="0"/>
               <w:jc w:val="left"/>
             </w:pPr>
@@ -1146,6 +1181,7 @@
           </w:tcPr>
           <w:p>
             <w:pPr>
+              <w:keepNext w:val="false"/>
               <w:spacing w:after="40" w:before="0"/>
               <w:jc w:val="left"/>
             </w:pPr>
@@ -1178,6 +1214,7 @@
           </w:tcPr>
           <w:p>
             <w:pPr>
+              <w:keepNext w:val="false"/>
               <w:spacing w:after="40" w:before="0"/>
               <w:jc w:val="left"/>
             </w:pPr>
@@ -1210,6 +1247,7 @@
           </w:tcPr>
           <w:p>
             <w:pPr>
+              <w:keepNext w:val="false"/>
               <w:spacing w:after="40" w:before="0"/>
               <w:jc w:val="left"/>
             </w:pPr>
@@ -1244,6 +1282,7 @@
           </w:tcPr>
           <w:p>
             <w:pPr>
+              <w:keepNext w:val="false"/>
               <w:spacing w:after="40" w:before="0"/>
               <w:jc w:val="left"/>
             </w:pPr>
@@ -1263,6 +1302,7 @@
           </w:p>
           <w:p>
             <w:pPr>
+              <w:keepNext w:val="false"/>
               <w:spacing w:after="40" w:before="0"/>
               <w:jc w:val="left"/>
             </w:pPr>
@@ -1295,6 +1335,7 @@
           </w:tcPr>
           <w:p>
             <w:pPr>
+              <w:keepNext w:val="false"/>
               <w:spacing w:after="40" w:before="0"/>
               <w:jc w:val="left"/>
             </w:pPr>
@@ -1327,6 +1368,7 @@
           </w:tcPr>
           <w:p>
             <w:pPr>
+              <w:keepNext w:val="false"/>
               <w:spacing w:after="40" w:before="0"/>
               <w:jc w:val="left"/>
             </w:pPr>
@@ -1359,6 +1401,7 @@
           </w:tcPr>
           <w:p>
             <w:pPr>
+              <w:keepNext w:val="false"/>
               <w:spacing w:after="40" w:before="0"/>
               <w:jc w:val="left"/>
             </w:pPr>
@@ -1393,6 +1436,7 @@
           </w:tcPr>
           <w:p>
             <w:pPr>
+              <w:keepNext w:val="false"/>
               <w:spacing w:after="40" w:before="0"/>
               <w:jc w:val="left"/>
             </w:pPr>
@@ -1412,6 +1456,7 @@
           </w:p>
           <w:p>
             <w:pPr>
+              <w:keepNext w:val="false"/>
               <w:spacing w:after="40" w:before="0"/>
               <w:jc w:val="left"/>
             </w:pPr>
@@ -1444,6 +1489,7 @@
           </w:tcPr>
           <w:p>
             <w:pPr>
+              <w:keepNext w:val="false"/>
               <w:spacing w:after="40" w:before="0"/>
               <w:jc w:val="left"/>
             </w:pPr>
@@ -1476,6 +1522,7 @@
           </w:tcPr>
           <w:p>
             <w:pPr>
+              <w:keepNext w:val="false"/>
               <w:spacing w:after="40" w:before="0"/>
               <w:jc w:val="left"/>
             </w:pPr>
@@ -1508,6 +1555,7 @@
           </w:tcPr>
           <w:p>
             <w:pPr>
+              <w:keepNext w:val="false"/>
               <w:spacing w:after="40" w:before="0"/>
               <w:jc w:val="left"/>
             </w:pPr>
@@ -1542,6 +1590,7 @@
           </w:tcPr>
           <w:p>
             <w:pPr>
+              <w:keepNext w:val="false"/>
               <w:spacing w:after="40" w:before="0"/>
               <w:jc w:val="left"/>
             </w:pPr>
@@ -1561,6 +1610,7 @@
           </w:p>
           <w:p>
             <w:pPr>
+              <w:keepNext w:val="false"/>
               <w:spacing w:after="40" w:before="0"/>
               <w:jc w:val="left"/>
             </w:pPr>
@@ -1593,6 +1643,7 @@
           </w:tcPr>
           <w:p>
             <w:pPr>
+              <w:keepNext w:val="false"/>
               <w:spacing w:after="40" w:before="0"/>
               <w:jc w:val="left"/>
             </w:pPr>
@@ -1625,6 +1676,7 @@
           </w:tcPr>
           <w:p>
             <w:pPr>
+              <w:keepNext w:val="false"/>
               <w:spacing w:after="40" w:before="0"/>
               <w:jc w:val="left"/>
             </w:pPr>
@@ -1657,6 +1709,7 @@
           </w:tcPr>
           <w:p>
             <w:pPr>
+              <w:keepNext w:val="false"/>
               <w:spacing w:after="40" w:before="0"/>
               <w:jc w:val="left"/>
             </w:pPr>
@@ -1691,6 +1744,7 @@
           </w:tcPr>
           <w:p>
             <w:pPr>
+              <w:keepNext w:val="false"/>
               <w:spacing w:after="40" w:before="0"/>
               <w:jc w:val="left"/>
             </w:pPr>
@@ -1710,6 +1764,7 @@
           </w:p>
           <w:p>
             <w:pPr>
+              <w:keepNext w:val="false"/>
               <w:spacing w:after="40" w:before="0"/>
               <w:jc w:val="left"/>
             </w:pPr>
@@ -1742,6 +1797,7 @@
           </w:tcPr>
           <w:p>
             <w:pPr>
+              <w:keepNext w:val="false"/>
               <w:spacing w:after="40" w:before="0"/>
               <w:jc w:val="left"/>
             </w:pPr>
@@ -1774,6 +1830,7 @@
           </w:tcPr>
           <w:p>
             <w:pPr>
+              <w:keepNext w:val="false"/>
               <w:spacing w:after="40" w:before="0"/>
               <w:jc w:val="left"/>
             </w:pPr>
@@ -1806,6 +1863,7 @@
           </w:tcPr>
           <w:p>
             <w:pPr>
+              <w:keepNext w:val="false"/>
               <w:spacing w:after="40" w:before="0"/>
               <w:jc w:val="left"/>
             </w:pPr>
@@ -1944,7 +2002,7 @@
         </w:rPr>
         <w:t xml:space="preserve">© 2026 SeaVuria and ARES. This work is licensed under a </w:t>
       </w:r>
-      <w:hyperlink w:history="1" r:id="rIdjzaq9cxbde4j84cbthew_">
+      <w:hyperlink w:history="1" r:id="rIdzq-5c9lz4cuqoc22mpkbr">
         <w:r>
           <w:rPr>
             <w:rFonts w:ascii="Arial" w:cs="Arial" w:eastAsia="Arial" w:hAnsi="Arial"/>
@@ -1964,7 +2022,7 @@
         </w:rPr>
         <w:t xml:space="preserve"> (</w:t>
       </w:r>
-      <w:hyperlink w:history="1" r:id="rIdl-rxqao4ctxclcaf3yhw3">
+      <w:hyperlink w:history="1" r:id="rIdkdeha3o0ecfglhw6gjdqs">
         <w:r>
           <w:rPr>
             <w:rFonts w:ascii="Arial" w:cs="Arial" w:eastAsia="Arial" w:hAnsi="Arial"/>
@@ -1984,7 +2042,7 @@
         </w:rPr>
         <w:t xml:space="preserve">). To view a copy of this license, visit </w:t>
       </w:r>
-      <w:hyperlink w:history="1" r:id="rIdu5kjokurex-wfedjllzgf">
+      <w:hyperlink w:history="1" r:id="rIdr2aoccelvhofyuacx9e2u">
         <w:r>
           <w:rPr>
             <w:rFonts w:ascii="Arial" w:cs="Arial" w:eastAsia="Arial" w:hAnsi="Arial"/>

--- a/data/outputs/v2/Maths/SS4.2_Probability_I/Mathematics_Probability_I_SummaryTable.docx
+++ b/data/outputs/v2/Maths/SS4.2_Probability_I/Mathematics_Probability_I_SummaryTable.docx
@@ -2002,7 +2002,7 @@
         </w:rPr>
         <w:t xml:space="preserve">© 2026 SeaVuria and ARES. This work is licensed under a </w:t>
       </w:r>
-      <w:hyperlink w:history="1" r:id="rIdzq-5c9lz4cuqoc22mpkbr">
+      <w:hyperlink w:history="1" r:id="rIdbhaja52xor-zmeqic6k0h">
         <w:r>
           <w:rPr>
             <w:rFonts w:ascii="Arial" w:cs="Arial" w:eastAsia="Arial" w:hAnsi="Arial"/>
@@ -2022,7 +2022,7 @@
         </w:rPr>
         <w:t xml:space="preserve"> (</w:t>
       </w:r>
-      <w:hyperlink w:history="1" r:id="rIdkdeha3o0ecfglhw6gjdqs">
+      <w:hyperlink w:history="1" r:id="rIdiddoc5y8vymazomwqtey2">
         <w:r>
           <w:rPr>
             <w:rFonts w:ascii="Arial" w:cs="Arial" w:eastAsia="Arial" w:hAnsi="Arial"/>
@@ -2042,7 +2042,7 @@
         </w:rPr>
         <w:t xml:space="preserve">). To view a copy of this license, visit </w:t>
       </w:r>
-      <w:hyperlink w:history="1" r:id="rIdr2aoccelvhofyuacx9e2u">
+      <w:hyperlink w:history="1" r:id="rIddc_0z91hdqehjt5wiv_jq">
         <w:r>
           <w:rPr>
             <w:rFonts w:ascii="Arial" w:cs="Arial" w:eastAsia="Arial" w:hAnsi="Arial"/>
